--- a/exerc/lista08.docx
+++ b/exerc/lista08.docx
@@ -1,6 +1,6 @@
 
 <file path=word/document.xml><?xml version="1.0" encoding="utf-8"?>
-<w:document xmlns:wpc="http://schemas.microsoft.com/office/word/2010/wordprocessingCanvas" xmlns:mc="http://schemas.openxmlformats.org/markup-compatibility/2006" xmlns:o="urn:schemas-microsoft-com:office:office" xmlns:r="http://schemas.openxmlformats.org/officeDocument/2006/relationships" xmlns:m="http://schemas.openxmlformats.org/officeDocument/2006/math" xmlns:v="urn:schemas-microsoft-com:vml" xmlns:wp14="http://schemas.microsoft.com/office/word/2010/wordprocessingDrawing" xmlns:wp="http://schemas.openxmlformats.org/drawingml/2006/wordprocessingDrawing" xmlns:w10="urn:schemas-microsoft-com:office:word" xmlns:w="http://schemas.openxmlformats.org/wordprocessingml/2006/main" xmlns:w14="http://schemas.microsoft.com/office/word/2010/wordml" xmlns:w15="http://schemas.microsoft.com/office/word/2012/wordml" xmlns:wpg="http://schemas.microsoft.com/office/word/2010/wordprocessingGroup" xmlns:wpi="http://schemas.microsoft.com/office/word/2010/wordprocessingInk" xmlns:wne="http://schemas.microsoft.com/office/word/2006/wordml" xmlns:wps="http://schemas.microsoft.com/office/word/2010/wordprocessingShape" mc:Ignorable="w14 w15 wp14">
+<w:document xmlns:wpc="http://schemas.microsoft.com/office/word/2010/wordprocessingCanvas" xmlns:cx="http://schemas.microsoft.com/office/drawing/2014/chartex" xmlns:cx1="http://schemas.microsoft.com/office/drawing/2015/9/8/chartex" xmlns:cx2="http://schemas.microsoft.com/office/drawing/2015/10/21/chartex" xmlns:cx3="http://schemas.microsoft.com/office/drawing/2016/5/9/chartex" xmlns:cx4="http://schemas.microsoft.com/office/drawing/2016/5/10/chartex" xmlns:cx5="http://schemas.microsoft.com/office/drawing/2016/5/11/chartex" xmlns:cx6="http://schemas.microsoft.com/office/drawing/2016/5/12/chartex" xmlns:cx7="http://schemas.microsoft.com/office/drawing/2016/5/13/chartex" xmlns:cx8="http://schemas.microsoft.com/office/drawing/2016/5/14/chartex" xmlns:mc="http://schemas.openxmlformats.org/markup-compatibility/2006" xmlns:aink="http://schemas.microsoft.com/office/drawing/2016/ink" xmlns:am3d="http://schemas.microsoft.com/office/drawing/2017/model3d" xmlns:o="urn:schemas-microsoft-com:office:office" xmlns:oel="http://schemas.microsoft.com/office/2019/extlst" xmlns:r="http://schemas.openxmlformats.org/officeDocument/2006/relationships" xmlns:m="http://schemas.openxmlformats.org/officeDocument/2006/math" xmlns:v="urn:schemas-microsoft-com:vml" xmlns:wp14="http://schemas.microsoft.com/office/word/2010/wordprocessingDrawing" xmlns:wp="http://schemas.openxmlformats.org/drawingml/2006/wordprocessingDrawing" xmlns:w10="urn:schemas-microsoft-com:office:word" xmlns:w="http://schemas.openxmlformats.org/wordprocessingml/2006/main" xmlns:w14="http://schemas.microsoft.com/office/word/2010/wordml" xmlns:w15="http://schemas.microsoft.com/office/word/2012/wordml" xmlns:w16cex="http://schemas.microsoft.com/office/word/2018/wordml/cex" xmlns:w16cid="http://schemas.microsoft.com/office/word/2016/wordml/cid" xmlns:w16="http://schemas.microsoft.com/office/word/2018/wordml" xmlns:w16du="http://schemas.microsoft.com/office/word/2023/wordml/word16du" xmlns:w16sdtdh="http://schemas.microsoft.com/office/word/2020/wordml/sdtdatahash" xmlns:w16sdtfl="http://schemas.microsoft.com/office/word/2024/wordml/sdtformatlock" xmlns:w16se="http://schemas.microsoft.com/office/word/2015/wordml/symex" xmlns:wpg="http://schemas.microsoft.com/office/word/2010/wordprocessingGroup" xmlns:wpi="http://schemas.microsoft.com/office/word/2010/wordprocessingInk" xmlns:wne="http://schemas.microsoft.com/office/word/2006/wordml" xmlns:wps="http://schemas.microsoft.com/office/word/2010/wordprocessingShape" mc:Ignorable="w14 w15 w16se w16cid w16 w16cex w16sdtdh w16sdtfl w16du wp14">
   <w:body>
     <w:p>
       <w:pPr>
@@ -71,10 +71,8 @@
           <w:b/>
           <w:sz w:val="24"/>
         </w:rPr>
-        <w:t>4</w:t>
-      </w:r>
-      <w:bookmarkStart w:id="0" w:name="_GoBack"/>
-      <w:bookmarkEnd w:id="0"/>
+        <w:t>5</w:t>
+      </w:r>
     </w:p>
     <w:p>
       <w:pPr>
@@ -667,13 +665,8 @@
         <w:pStyle w:val="Corpodetexto"/>
         <w:ind w:left="709" w:hanging="298"/>
       </w:pPr>
-      <w:proofErr w:type="gramStart"/>
-      <w:r>
-        <w:t>a) Quantas</w:t>
-      </w:r>
-      <w:proofErr w:type="gramEnd"/>
-      <w:r>
-        <w:t xml:space="preserve"> médias estão sendo comparadas neste teste? Qual é a hipótese nula?</w:t>
+      <w:r>
+        <w:t>a) Quantas médias estão sendo comparadas neste teste? Qual é a hipótese nula?</w:t>
       </w:r>
     </w:p>
     <w:p>
@@ -681,13 +674,8 @@
         <w:pStyle w:val="Corpodetexto"/>
         <w:ind w:left="709" w:hanging="298"/>
       </w:pPr>
-      <w:proofErr w:type="gramStart"/>
-      <w:r>
-        <w:t>b) Adotando-se</w:t>
-      </w:r>
-      <w:proofErr w:type="gramEnd"/>
-      <w:r>
-        <w:t xml:space="preserve"> o nível de significância de 5%, todas as médias são iguais entre si?</w:t>
+      <w:r>
+        <w:t>b) Adotando-se o nível de significância de 5%, todas as médias são iguais entre si?</w:t>
       </w:r>
     </w:p>
     <w:p>
@@ -760,11 +748,9 @@
       <w:r>
         <w:t xml:space="preserve"> seja rejeitada, utilize o teste de </w:t>
       </w:r>
-      <w:proofErr w:type="spellStart"/>
       <w:r>
         <w:t>Tukey</w:t>
       </w:r>
-      <w:proofErr w:type="spellEnd"/>
       <w:r>
         <w:t xml:space="preserve"> para verificar quais médias diferem-se significativamente entre si</w:t>
       </w:r>
@@ -796,16 +782,11 @@
         <w:t>s</w:t>
       </w:r>
       <w:r>
-        <w:t xml:space="preserve"> </w:t>
-      </w:r>
-      <w:proofErr w:type="gramStart"/>
-      <w:r>
-        <w:t>populaç</w:t>
+        <w:t xml:space="preserve"> populaç</w:t>
       </w:r>
       <w:r>
         <w:t>ões</w:t>
       </w:r>
-      <w:proofErr w:type="gramEnd"/>
       <w:r>
         <w:t xml:space="preserve"> que apresenta</w:t>
       </w:r>
@@ -3243,7 +3224,7 @@
 </file>
 
 <file path=word/numbering.xml><?xml version="1.0" encoding="utf-8"?>
-<w:numbering xmlns:wpc="http://schemas.microsoft.com/office/word/2010/wordprocessingCanvas" xmlns:mc="http://schemas.openxmlformats.org/markup-compatibility/2006" xmlns:o="urn:schemas-microsoft-com:office:office" xmlns:r="http://schemas.openxmlformats.org/officeDocument/2006/relationships" xmlns:m="http://schemas.openxmlformats.org/officeDocument/2006/math" xmlns:v="urn:schemas-microsoft-com:vml" xmlns:wp14="http://schemas.microsoft.com/office/word/2010/wordprocessingDrawing" xmlns:wp="http://schemas.openxmlformats.org/drawingml/2006/wordprocessingDrawing" xmlns:w10="urn:schemas-microsoft-com:office:word" xmlns:w="http://schemas.openxmlformats.org/wordprocessingml/2006/main" xmlns:w14="http://schemas.microsoft.com/office/word/2010/wordml" xmlns:w15="http://schemas.microsoft.com/office/word/2012/wordml" xmlns:wpg="http://schemas.microsoft.com/office/word/2010/wordprocessingGroup" xmlns:wpi="http://schemas.microsoft.com/office/word/2010/wordprocessingInk" xmlns:wne="http://schemas.microsoft.com/office/word/2006/wordml" xmlns:wps="http://schemas.microsoft.com/office/word/2010/wordprocessingShape" mc:Ignorable="w14 w15 wp14">
+<w:numbering xmlns:wpc="http://schemas.microsoft.com/office/word/2010/wordprocessingCanvas" xmlns:cx="http://schemas.microsoft.com/office/drawing/2014/chartex" xmlns:cx1="http://schemas.microsoft.com/office/drawing/2015/9/8/chartex" xmlns:cx2="http://schemas.microsoft.com/office/drawing/2015/10/21/chartex" xmlns:cx3="http://schemas.microsoft.com/office/drawing/2016/5/9/chartex" xmlns:cx4="http://schemas.microsoft.com/office/drawing/2016/5/10/chartex" xmlns:cx5="http://schemas.microsoft.com/office/drawing/2016/5/11/chartex" xmlns:cx6="http://schemas.microsoft.com/office/drawing/2016/5/12/chartex" xmlns:cx7="http://schemas.microsoft.com/office/drawing/2016/5/13/chartex" xmlns:cx8="http://schemas.microsoft.com/office/drawing/2016/5/14/chartex" xmlns:mc="http://schemas.openxmlformats.org/markup-compatibility/2006" xmlns:aink="http://schemas.microsoft.com/office/drawing/2016/ink" xmlns:am3d="http://schemas.microsoft.com/office/drawing/2017/model3d" xmlns:o="urn:schemas-microsoft-com:office:office" xmlns:oel="http://schemas.microsoft.com/office/2019/extlst" xmlns:r="http://schemas.openxmlformats.org/officeDocument/2006/relationships" xmlns:m="http://schemas.openxmlformats.org/officeDocument/2006/math" xmlns:v="urn:schemas-microsoft-com:vml" xmlns:wp14="http://schemas.microsoft.com/office/word/2010/wordprocessingDrawing" xmlns:wp="http://schemas.openxmlformats.org/drawingml/2006/wordprocessingDrawing" xmlns:w10="urn:schemas-microsoft-com:office:word" xmlns:w="http://schemas.openxmlformats.org/wordprocessingml/2006/main" xmlns:w14="http://schemas.microsoft.com/office/word/2010/wordml" xmlns:w15="http://schemas.microsoft.com/office/word/2012/wordml" xmlns:w16cex="http://schemas.microsoft.com/office/word/2018/wordml/cex" xmlns:w16cid="http://schemas.microsoft.com/office/word/2016/wordml/cid" xmlns:w16="http://schemas.microsoft.com/office/word/2018/wordml" xmlns:w16du="http://schemas.microsoft.com/office/word/2023/wordml/word16du" xmlns:w16sdtdh="http://schemas.microsoft.com/office/word/2020/wordml/sdtdatahash" xmlns:w16sdtfl="http://schemas.microsoft.com/office/word/2024/wordml/sdtformatlock" xmlns:w16se="http://schemas.microsoft.com/office/word/2015/wordml/symex" xmlns:wpg="http://schemas.microsoft.com/office/word/2010/wordprocessingGroup" xmlns:wpi="http://schemas.microsoft.com/office/word/2010/wordprocessingInk" xmlns:wne="http://schemas.microsoft.com/office/word/2006/wordml" xmlns:wps="http://schemas.microsoft.com/office/word/2010/wordprocessingShape" mc:Ignorable="w14 w15 w16se w16cid w16 w16cex w16sdtdh w16sdtfl w16du wp14">
   <w:abstractNum w:abstractNumId="0" w15:restartNumberingAfterBreak="0">
     <w:nsid w:val="050C42CB"/>
     <w:multiLevelType w:val="hybridMultilevel"/>
@@ -4256,53 +4237,53 @@
       </w:pPr>
     </w:lvl>
   </w:abstractNum>
-  <w:num w:numId="1">
+  <w:num w:numId="1" w16cid:durableId="1473718434">
     <w:abstractNumId w:val="8"/>
   </w:num>
-  <w:num w:numId="2">
+  <w:num w:numId="2" w16cid:durableId="1405294240">
     <w:abstractNumId w:val="5"/>
   </w:num>
-  <w:num w:numId="3">
+  <w:num w:numId="3" w16cid:durableId="407462313">
     <w:abstractNumId w:val="6"/>
   </w:num>
-  <w:num w:numId="4">
+  <w:num w:numId="4" w16cid:durableId="1775175786">
     <w:abstractNumId w:val="7"/>
   </w:num>
-  <w:num w:numId="5">
+  <w:num w:numId="5" w16cid:durableId="1602908979">
     <w:abstractNumId w:val="12"/>
   </w:num>
-  <w:num w:numId="6">
+  <w:num w:numId="6" w16cid:durableId="237635447">
     <w:abstractNumId w:val="11"/>
   </w:num>
-  <w:num w:numId="7">
+  <w:num w:numId="7" w16cid:durableId="1286542306">
     <w:abstractNumId w:val="3"/>
   </w:num>
-  <w:num w:numId="8">
+  <w:num w:numId="8" w16cid:durableId="1683121174">
     <w:abstractNumId w:val="0"/>
   </w:num>
-  <w:num w:numId="9">
+  <w:num w:numId="9" w16cid:durableId="1423254936">
     <w:abstractNumId w:val="2"/>
   </w:num>
-  <w:num w:numId="10">
+  <w:num w:numId="10" w16cid:durableId="1326858389">
     <w:abstractNumId w:val="13"/>
   </w:num>
-  <w:num w:numId="11">
+  <w:num w:numId="11" w16cid:durableId="2024893997">
     <w:abstractNumId w:val="10"/>
   </w:num>
-  <w:num w:numId="12">
+  <w:num w:numId="12" w16cid:durableId="452097448">
     <w:abstractNumId w:val="4"/>
   </w:num>
-  <w:num w:numId="13">
+  <w:num w:numId="13" w16cid:durableId="1508907828">
     <w:abstractNumId w:val="1"/>
   </w:num>
-  <w:num w:numId="14">
+  <w:num w:numId="14" w16cid:durableId="816536607">
     <w:abstractNumId w:val="9"/>
   </w:num>
 </w:numbering>
 </file>
 
 <file path=word/styles.xml><?xml version="1.0" encoding="utf-8"?>
-<w:styles xmlns:mc="http://schemas.openxmlformats.org/markup-compatibility/2006" xmlns:r="http://schemas.openxmlformats.org/officeDocument/2006/relationships" xmlns:w="http://schemas.openxmlformats.org/wordprocessingml/2006/main" xmlns:w14="http://schemas.microsoft.com/office/word/2010/wordml" xmlns:w15="http://schemas.microsoft.com/office/word/2012/wordml" mc:Ignorable="w14 w15">
+<w:styles xmlns:mc="http://schemas.openxmlformats.org/markup-compatibility/2006" xmlns:r="http://schemas.openxmlformats.org/officeDocument/2006/relationships" xmlns:w="http://schemas.openxmlformats.org/wordprocessingml/2006/main" xmlns:w14="http://schemas.microsoft.com/office/word/2010/wordml" xmlns:w15="http://schemas.microsoft.com/office/word/2012/wordml" xmlns:w16cex="http://schemas.microsoft.com/office/word/2018/wordml/cex" xmlns:w16cid="http://schemas.microsoft.com/office/word/2016/wordml/cid" xmlns:w16="http://schemas.microsoft.com/office/word/2018/wordml" xmlns:w16du="http://schemas.microsoft.com/office/word/2023/wordml/word16du" xmlns:w16sdtdh="http://schemas.microsoft.com/office/word/2020/wordml/sdtdatahash" xmlns:w16sdtfl="http://schemas.microsoft.com/office/word/2024/wordml/sdtformatlock" xmlns:w16se="http://schemas.microsoft.com/office/word/2015/wordml/symex" mc:Ignorable="w14 w15 w16se w16cid w16 w16cex w16sdtdh w16sdtfl w16du">
   <w:docDefaults>
     <w:rPrDefault>
       <w:rPr>
@@ -4312,7 +4293,7 @@
     </w:rPrDefault>
     <w:pPrDefault/>
   </w:docDefaults>
-  <w:latentStyles w:defLockedState="0" w:defUIPriority="0" w:defSemiHidden="0" w:defUnhideWhenUsed="0" w:defQFormat="0" w:count="371">
+  <w:latentStyles w:defLockedState="0" w:defUIPriority="0" w:defSemiHidden="0" w:defUnhideWhenUsed="0" w:defQFormat="0" w:count="376">
     <w:lsdException w:name="Normal" w:qFormat="1"/>
     <w:lsdException w:name="heading 1" w:qFormat="1"/>
     <w:lsdException w:name="heading 2" w:semiHidden="1" w:unhideWhenUsed="1" w:qFormat="1"/>
@@ -4677,6 +4658,11 @@
     <w:lsdException w:name="List Table 5 Dark Accent 6" w:uiPriority="50"/>
     <w:lsdException w:name="List Table 6 Colorful Accent 6" w:uiPriority="51"/>
     <w:lsdException w:name="List Table 7 Colorful Accent 6" w:uiPriority="52"/>
+    <w:lsdException w:name="Mention" w:semiHidden="1" w:uiPriority="99" w:unhideWhenUsed="1"/>
+    <w:lsdException w:name="Smart Hyperlink" w:semiHidden="1" w:uiPriority="99" w:unhideWhenUsed="1"/>
+    <w:lsdException w:name="Hashtag" w:semiHidden="1" w:uiPriority="99" w:unhideWhenUsed="1"/>
+    <w:lsdException w:name="Unresolved Mention" w:semiHidden="1" w:uiPriority="99" w:unhideWhenUsed="1"/>
+    <w:lsdException w:name="Smart Link" w:semiHidden="1" w:uiPriority="99" w:unhideWhenUsed="1"/>
   </w:latentStyles>
   <w:style w:type="paragraph" w:default="1" w:styleId="Normal">
     <w:name w:val="Normal"/>

--- a/exerc/lista08.docx
+++ b/exerc/lista08.docx
@@ -71,7 +71,7 @@
           <w:b/>
           <w:sz w:val="24"/>
         </w:rPr>
-        <w:t>5</w:t>
+        <w:t>6</w:t>
       </w:r>
     </w:p>
     <w:p>
@@ -407,7 +407,7 @@
               <w:jc w:val="center"/>
             </w:pPr>
             <w:r>
-              <w:t>201,59</w:t>
+              <w:t>103,37</w:t>
             </w:r>
           </w:p>
         </w:tc>
@@ -509,7 +509,10 @@
               <w:jc w:val="center"/>
             </w:pPr>
             <w:r>
-              <w:t>51</w:t>
+              <w:t>5</w:t>
+            </w:r>
+            <w:r>
+              <w:t>8</w:t>
             </w:r>
           </w:p>
         </w:tc>
@@ -581,7 +584,7 @@
               <w:jc w:val="center"/>
             </w:pPr>
             <w:r>
-              <w:t>532,01</w:t>
+              <w:t>322,77</w:t>
             </w:r>
           </w:p>
         </w:tc>
@@ -598,7 +601,7 @@
               <w:jc w:val="center"/>
             </w:pPr>
             <w:r>
-              <w:t>54</w:t>
+              <w:t>62</w:t>
             </w:r>
           </w:p>
         </w:tc>
@@ -854,7 +857,6 @@
               <w:bottom w:val="nil"/>
               <w:right w:val="nil"/>
             </w:tcBorders>
-            <w:shd w:val="clear" w:color="auto" w:fill="auto"/>
             <w:noWrap/>
             <w:vAlign w:val="center"/>
             <w:hideMark/>
@@ -889,7 +891,6 @@
               <w:bottom w:val="nil"/>
               <w:right w:val="single" w:sz="8" w:space="0" w:color="auto"/>
             </w:tcBorders>
-            <w:shd w:val="clear" w:color="auto" w:fill="auto"/>
             <w:noWrap/>
             <w:vAlign w:val="center"/>
             <w:hideMark/>
@@ -924,7 +925,6 @@
               <w:bottom w:val="nil"/>
               <w:right w:val="single" w:sz="8" w:space="0" w:color="auto"/>
             </w:tcBorders>
-            <w:shd w:val="clear" w:color="auto" w:fill="auto"/>
             <w:noWrap/>
             <w:vAlign w:val="center"/>
             <w:hideMark/>
@@ -959,7 +959,6 @@
               <w:bottom w:val="nil"/>
               <w:right w:val="single" w:sz="8" w:space="0" w:color="auto"/>
             </w:tcBorders>
-            <w:shd w:val="clear" w:color="auto" w:fill="auto"/>
             <w:noWrap/>
             <w:vAlign w:val="center"/>
             <w:hideMark/>
@@ -1000,29 +999,21 @@
               <w:bottom w:val="nil"/>
               <w:right w:val="nil"/>
             </w:tcBorders>
-            <w:shd w:val="clear" w:color="auto" w:fill="auto"/>
-            <w:noWrap/>
-            <w:vAlign w:val="center"/>
-            <w:hideMark/>
-          </w:tcPr>
-          <w:p>
-            <w:pPr>
-              <w:jc w:val="center"/>
-              <w:rPr>
-                <w:rFonts w:ascii="Calibri" w:hAnsi="Calibri" w:cs="Calibri"/>
-                <w:color w:val="000000"/>
-                <w:sz w:val="22"/>
-                <w:szCs w:val="22"/>
-              </w:rPr>
-            </w:pPr>
-            <w:r>
-              <w:rPr>
-                <w:rFonts w:ascii="Calibri" w:hAnsi="Calibri" w:cs="Calibri"/>
-                <w:color w:val="000000"/>
-                <w:sz w:val="22"/>
-                <w:szCs w:val="22"/>
-              </w:rPr>
-              <w:t>21,7</w:t>
+            <w:noWrap/>
+            <w:hideMark/>
+          </w:tcPr>
+          <w:p>
+            <w:pPr>
+              <w:jc w:val="center"/>
+              <w:rPr>
+                <w:rFonts w:ascii="Calibri" w:hAnsi="Calibri" w:cs="Calibri"/>
+                <w:color w:val="000000"/>
+                <w:sz w:val="22"/>
+                <w:szCs w:val="22"/>
+              </w:rPr>
+            </w:pPr>
+            <w:r>
+              <w:t>79,76</w:t>
             </w:r>
           </w:p>
         </w:tc>
@@ -1035,29 +1026,21 @@
               <w:bottom w:val="nil"/>
               <w:right w:val="single" w:sz="8" w:space="0" w:color="auto"/>
             </w:tcBorders>
-            <w:shd w:val="clear" w:color="auto" w:fill="auto"/>
-            <w:noWrap/>
-            <w:vAlign w:val="center"/>
-            <w:hideMark/>
-          </w:tcPr>
-          <w:p>
-            <w:pPr>
-              <w:jc w:val="center"/>
-              <w:rPr>
-                <w:rFonts w:ascii="Calibri" w:hAnsi="Calibri" w:cs="Calibri"/>
-                <w:color w:val="000000"/>
-                <w:sz w:val="22"/>
-                <w:szCs w:val="22"/>
-              </w:rPr>
-            </w:pPr>
-            <w:r>
-              <w:rPr>
-                <w:rFonts w:ascii="Calibri" w:hAnsi="Calibri" w:cs="Calibri"/>
-                <w:color w:val="000000"/>
-                <w:sz w:val="22"/>
-                <w:szCs w:val="22"/>
-              </w:rPr>
-              <w:t>14,1</w:t>
+            <w:noWrap/>
+            <w:hideMark/>
+          </w:tcPr>
+          <w:p>
+            <w:pPr>
+              <w:jc w:val="center"/>
+              <w:rPr>
+                <w:rFonts w:ascii="Calibri" w:hAnsi="Calibri" w:cs="Calibri"/>
+                <w:color w:val="000000"/>
+                <w:sz w:val="22"/>
+                <w:szCs w:val="22"/>
+              </w:rPr>
+            </w:pPr>
+            <w:r>
+              <w:t>132,95</w:t>
             </w:r>
           </w:p>
         </w:tc>
@@ -1070,29 +1053,21 @@
               <w:bottom w:val="nil"/>
               <w:right w:val="single" w:sz="8" w:space="0" w:color="auto"/>
             </w:tcBorders>
-            <w:shd w:val="clear" w:color="auto" w:fill="auto"/>
-            <w:noWrap/>
-            <w:vAlign w:val="center"/>
-            <w:hideMark/>
-          </w:tcPr>
-          <w:p>
-            <w:pPr>
-              <w:jc w:val="center"/>
-              <w:rPr>
-                <w:rFonts w:ascii="Calibri" w:hAnsi="Calibri" w:cs="Calibri"/>
-                <w:color w:val="000000"/>
-                <w:sz w:val="22"/>
-                <w:szCs w:val="22"/>
-              </w:rPr>
-            </w:pPr>
-            <w:r>
-              <w:rPr>
-                <w:rFonts w:ascii="Calibri" w:hAnsi="Calibri" w:cs="Calibri"/>
-                <w:color w:val="000000"/>
-                <w:sz w:val="22"/>
-                <w:szCs w:val="22"/>
-              </w:rPr>
-              <w:t>12,1</w:t>
+            <w:noWrap/>
+            <w:hideMark/>
+          </w:tcPr>
+          <w:p>
+            <w:pPr>
+              <w:jc w:val="center"/>
+              <w:rPr>
+                <w:rFonts w:ascii="Calibri" w:hAnsi="Calibri" w:cs="Calibri"/>
+                <w:color w:val="000000"/>
+                <w:sz w:val="22"/>
+                <w:szCs w:val="22"/>
+              </w:rPr>
+            </w:pPr>
+            <w:r>
+              <w:t>71,34</w:t>
             </w:r>
           </w:p>
         </w:tc>
@@ -1105,29 +1080,21 @@
               <w:bottom w:val="nil"/>
               <w:right w:val="single" w:sz="8" w:space="0" w:color="auto"/>
             </w:tcBorders>
-            <w:shd w:val="clear" w:color="auto" w:fill="auto"/>
-            <w:noWrap/>
-            <w:vAlign w:val="center"/>
-            <w:hideMark/>
-          </w:tcPr>
-          <w:p>
-            <w:pPr>
-              <w:jc w:val="center"/>
-              <w:rPr>
-                <w:rFonts w:ascii="Calibri" w:hAnsi="Calibri" w:cs="Calibri"/>
-                <w:color w:val="000000"/>
-                <w:sz w:val="22"/>
-                <w:szCs w:val="22"/>
-              </w:rPr>
-            </w:pPr>
-            <w:r>
-              <w:rPr>
-                <w:rFonts w:ascii="Calibri" w:hAnsi="Calibri" w:cs="Calibri"/>
-                <w:color w:val="000000"/>
-                <w:sz w:val="22"/>
-                <w:szCs w:val="22"/>
-              </w:rPr>
-              <w:t>9,7</w:t>
+            <w:noWrap/>
+            <w:hideMark/>
+          </w:tcPr>
+          <w:p>
+            <w:pPr>
+              <w:jc w:val="center"/>
+              <w:rPr>
+                <w:rFonts w:ascii="Calibri" w:hAnsi="Calibri" w:cs="Calibri"/>
+                <w:color w:val="000000"/>
+                <w:sz w:val="22"/>
+                <w:szCs w:val="22"/>
+              </w:rPr>
+            </w:pPr>
+            <w:r>
+              <w:t>92,27</w:t>
             </w:r>
           </w:p>
         </w:tc>
@@ -1146,29 +1113,21 @@
               <w:bottom w:val="nil"/>
               <w:right w:val="nil"/>
             </w:tcBorders>
-            <w:shd w:val="clear" w:color="auto" w:fill="auto"/>
-            <w:noWrap/>
-            <w:vAlign w:val="center"/>
-            <w:hideMark/>
-          </w:tcPr>
-          <w:p>
-            <w:pPr>
-              <w:jc w:val="center"/>
-              <w:rPr>
-                <w:rFonts w:ascii="Calibri" w:hAnsi="Calibri" w:cs="Calibri"/>
-                <w:color w:val="000000"/>
-                <w:sz w:val="22"/>
-                <w:szCs w:val="22"/>
-              </w:rPr>
-            </w:pPr>
-            <w:r>
-              <w:rPr>
-                <w:rFonts w:ascii="Calibri" w:hAnsi="Calibri" w:cs="Calibri"/>
-                <w:color w:val="000000"/>
-                <w:sz w:val="22"/>
-                <w:szCs w:val="22"/>
-              </w:rPr>
-              <w:t>16,6</w:t>
+            <w:noWrap/>
+            <w:hideMark/>
+          </w:tcPr>
+          <w:p>
+            <w:pPr>
+              <w:jc w:val="center"/>
+              <w:rPr>
+                <w:rFonts w:ascii="Calibri" w:hAnsi="Calibri" w:cs="Calibri"/>
+                <w:color w:val="000000"/>
+                <w:sz w:val="22"/>
+                <w:szCs w:val="22"/>
+              </w:rPr>
+            </w:pPr>
+            <w:r>
+              <w:t>140,68</w:t>
             </w:r>
           </w:p>
         </w:tc>
@@ -1181,29 +1140,21 @@
               <w:bottom w:val="nil"/>
               <w:right w:val="single" w:sz="8" w:space="0" w:color="auto"/>
             </w:tcBorders>
-            <w:shd w:val="clear" w:color="auto" w:fill="auto"/>
-            <w:noWrap/>
-            <w:vAlign w:val="center"/>
-            <w:hideMark/>
-          </w:tcPr>
-          <w:p>
-            <w:pPr>
-              <w:jc w:val="center"/>
-              <w:rPr>
-                <w:rFonts w:ascii="Calibri" w:hAnsi="Calibri" w:cs="Calibri"/>
-                <w:color w:val="000000"/>
-                <w:sz w:val="22"/>
-                <w:szCs w:val="22"/>
-              </w:rPr>
-            </w:pPr>
-            <w:r>
-              <w:rPr>
-                <w:rFonts w:ascii="Calibri" w:hAnsi="Calibri" w:cs="Calibri"/>
-                <w:color w:val="000000"/>
-                <w:sz w:val="22"/>
-                <w:szCs w:val="22"/>
-              </w:rPr>
-              <w:t>11,7</w:t>
+            <w:noWrap/>
+            <w:hideMark/>
+          </w:tcPr>
+          <w:p>
+            <w:pPr>
+              <w:jc w:val="center"/>
+              <w:rPr>
+                <w:rFonts w:ascii="Calibri" w:hAnsi="Calibri" w:cs="Calibri"/>
+                <w:color w:val="000000"/>
+                <w:sz w:val="22"/>
+                <w:szCs w:val="22"/>
+              </w:rPr>
+            </w:pPr>
+            <w:r>
+              <w:t>64,62</w:t>
             </w:r>
           </w:p>
         </w:tc>
@@ -1216,29 +1167,21 @@
               <w:bottom w:val="nil"/>
               <w:right w:val="single" w:sz="8" w:space="0" w:color="auto"/>
             </w:tcBorders>
-            <w:shd w:val="clear" w:color="auto" w:fill="auto"/>
-            <w:noWrap/>
-            <w:vAlign w:val="center"/>
-            <w:hideMark/>
-          </w:tcPr>
-          <w:p>
-            <w:pPr>
-              <w:jc w:val="center"/>
-              <w:rPr>
-                <w:rFonts w:ascii="Calibri" w:hAnsi="Calibri" w:cs="Calibri"/>
-                <w:color w:val="000000"/>
-                <w:sz w:val="22"/>
-                <w:szCs w:val="22"/>
-              </w:rPr>
-            </w:pPr>
-            <w:r>
-              <w:rPr>
-                <w:rFonts w:ascii="Calibri" w:hAnsi="Calibri" w:cs="Calibri"/>
-                <w:color w:val="000000"/>
-                <w:sz w:val="22"/>
-                <w:szCs w:val="22"/>
-              </w:rPr>
-              <w:t>8,2</w:t>
+            <w:noWrap/>
+            <w:hideMark/>
+          </w:tcPr>
+          <w:p>
+            <w:pPr>
+              <w:jc w:val="center"/>
+              <w:rPr>
+                <w:rFonts w:ascii="Calibri" w:hAnsi="Calibri" w:cs="Calibri"/>
+                <w:color w:val="000000"/>
+                <w:sz w:val="22"/>
+                <w:szCs w:val="22"/>
+              </w:rPr>
+            </w:pPr>
+            <w:r>
+              <w:t>50,91</w:t>
             </w:r>
           </w:p>
         </w:tc>
@@ -1251,29 +1194,21 @@
               <w:bottom w:val="nil"/>
               <w:right w:val="single" w:sz="8" w:space="0" w:color="auto"/>
             </w:tcBorders>
-            <w:shd w:val="clear" w:color="auto" w:fill="auto"/>
-            <w:noWrap/>
-            <w:vAlign w:val="center"/>
-            <w:hideMark/>
-          </w:tcPr>
-          <w:p>
-            <w:pPr>
-              <w:jc w:val="center"/>
-              <w:rPr>
-                <w:rFonts w:ascii="Calibri" w:hAnsi="Calibri" w:cs="Calibri"/>
-                <w:color w:val="000000"/>
-                <w:sz w:val="22"/>
-                <w:szCs w:val="22"/>
-              </w:rPr>
-            </w:pPr>
-            <w:r>
-              <w:rPr>
-                <w:rFonts w:ascii="Calibri" w:hAnsi="Calibri" w:cs="Calibri"/>
-                <w:color w:val="000000"/>
-                <w:sz w:val="22"/>
-                <w:szCs w:val="22"/>
-              </w:rPr>
-              <w:t>9,0</w:t>
+            <w:noWrap/>
+            <w:hideMark/>
+          </w:tcPr>
+          <w:p>
+            <w:pPr>
+              <w:jc w:val="center"/>
+              <w:rPr>
+                <w:rFonts w:ascii="Calibri" w:hAnsi="Calibri" w:cs="Calibri"/>
+                <w:color w:val="000000"/>
+                <w:sz w:val="22"/>
+                <w:szCs w:val="22"/>
+              </w:rPr>
+            </w:pPr>
+            <w:r>
+              <w:t>53,96</w:t>
             </w:r>
           </w:p>
         </w:tc>
@@ -1292,29 +1227,21 @@
               <w:bottom w:val="nil"/>
               <w:right w:val="nil"/>
             </w:tcBorders>
-            <w:shd w:val="clear" w:color="auto" w:fill="auto"/>
-            <w:noWrap/>
-            <w:vAlign w:val="center"/>
-            <w:hideMark/>
-          </w:tcPr>
-          <w:p>
-            <w:pPr>
-              <w:jc w:val="center"/>
-              <w:rPr>
-                <w:rFonts w:ascii="Calibri" w:hAnsi="Calibri" w:cs="Calibri"/>
-                <w:color w:val="000000"/>
-                <w:sz w:val="22"/>
-                <w:szCs w:val="22"/>
-              </w:rPr>
-            </w:pPr>
-            <w:r>
-              <w:rPr>
-                <w:rFonts w:ascii="Calibri" w:hAnsi="Calibri" w:cs="Calibri"/>
-                <w:color w:val="000000"/>
-                <w:sz w:val="22"/>
-                <w:szCs w:val="22"/>
-              </w:rPr>
-              <w:t>19,8</w:t>
+            <w:noWrap/>
+            <w:hideMark/>
+          </w:tcPr>
+          <w:p>
+            <w:pPr>
+              <w:jc w:val="center"/>
+              <w:rPr>
+                <w:rFonts w:ascii="Calibri" w:hAnsi="Calibri" w:cs="Calibri"/>
+                <w:color w:val="000000"/>
+                <w:sz w:val="22"/>
+                <w:szCs w:val="22"/>
+              </w:rPr>
+            </w:pPr>
+            <w:r>
+              <w:t>79,72</w:t>
             </w:r>
           </w:p>
         </w:tc>
@@ -1327,29 +1254,21 @@
               <w:bottom w:val="nil"/>
               <w:right w:val="single" w:sz="8" w:space="0" w:color="auto"/>
             </w:tcBorders>
-            <w:shd w:val="clear" w:color="auto" w:fill="auto"/>
-            <w:noWrap/>
-            <w:vAlign w:val="center"/>
-            <w:hideMark/>
-          </w:tcPr>
-          <w:p>
-            <w:pPr>
-              <w:jc w:val="center"/>
-              <w:rPr>
-                <w:rFonts w:ascii="Calibri" w:hAnsi="Calibri" w:cs="Calibri"/>
-                <w:color w:val="000000"/>
-                <w:sz w:val="22"/>
-                <w:szCs w:val="22"/>
-              </w:rPr>
-            </w:pPr>
-            <w:r>
-              <w:rPr>
-                <w:rFonts w:ascii="Calibri" w:hAnsi="Calibri" w:cs="Calibri"/>
-                <w:color w:val="000000"/>
-                <w:sz w:val="22"/>
-                <w:szCs w:val="22"/>
-              </w:rPr>
-              <w:t>13,5</w:t>
+            <w:noWrap/>
+            <w:hideMark/>
+          </w:tcPr>
+          <w:p>
+            <w:pPr>
+              <w:jc w:val="center"/>
+              <w:rPr>
+                <w:rFonts w:ascii="Calibri" w:hAnsi="Calibri" w:cs="Calibri"/>
+                <w:color w:val="000000"/>
+                <w:sz w:val="22"/>
+                <w:szCs w:val="22"/>
+              </w:rPr>
+            </w:pPr>
+            <w:r>
+              <w:t>124,02</w:t>
             </w:r>
           </w:p>
         </w:tc>
@@ -1362,29 +1281,21 @@
               <w:bottom w:val="nil"/>
               <w:right w:val="single" w:sz="8" w:space="0" w:color="auto"/>
             </w:tcBorders>
-            <w:shd w:val="clear" w:color="auto" w:fill="auto"/>
-            <w:noWrap/>
-            <w:vAlign w:val="center"/>
-            <w:hideMark/>
-          </w:tcPr>
-          <w:p>
-            <w:pPr>
-              <w:jc w:val="center"/>
-              <w:rPr>
-                <w:rFonts w:ascii="Calibri" w:hAnsi="Calibri" w:cs="Calibri"/>
-                <w:color w:val="000000"/>
-                <w:sz w:val="22"/>
-                <w:szCs w:val="22"/>
-              </w:rPr>
-            </w:pPr>
-            <w:r>
-              <w:rPr>
-                <w:rFonts w:ascii="Calibri" w:hAnsi="Calibri" w:cs="Calibri"/>
-                <w:color w:val="000000"/>
-                <w:sz w:val="22"/>
-                <w:szCs w:val="22"/>
-              </w:rPr>
-              <w:t>11,0</w:t>
+            <w:noWrap/>
+            <w:hideMark/>
+          </w:tcPr>
+          <w:p>
+            <w:pPr>
+              <w:jc w:val="center"/>
+              <w:rPr>
+                <w:rFonts w:ascii="Calibri" w:hAnsi="Calibri" w:cs="Calibri"/>
+                <w:color w:val="000000"/>
+                <w:sz w:val="22"/>
+                <w:szCs w:val="22"/>
+              </w:rPr>
+            </w:pPr>
+            <w:r>
+              <w:t>63,83</w:t>
             </w:r>
           </w:p>
         </w:tc>
@@ -1397,29 +1308,21 @@
               <w:bottom w:val="nil"/>
               <w:right w:val="single" w:sz="8" w:space="0" w:color="auto"/>
             </w:tcBorders>
-            <w:shd w:val="clear" w:color="auto" w:fill="auto"/>
-            <w:noWrap/>
-            <w:vAlign w:val="center"/>
-            <w:hideMark/>
-          </w:tcPr>
-          <w:p>
-            <w:pPr>
-              <w:jc w:val="center"/>
-              <w:rPr>
-                <w:rFonts w:ascii="Calibri" w:hAnsi="Calibri" w:cs="Calibri"/>
-                <w:color w:val="000000"/>
-                <w:sz w:val="22"/>
-                <w:szCs w:val="22"/>
-              </w:rPr>
-            </w:pPr>
-            <w:r>
-              <w:rPr>
-                <w:rFonts w:ascii="Calibri" w:hAnsi="Calibri" w:cs="Calibri"/>
-                <w:color w:val="000000"/>
-                <w:sz w:val="22"/>
-                <w:szCs w:val="22"/>
-              </w:rPr>
-              <w:t>11,4</w:t>
+            <w:noWrap/>
+            <w:hideMark/>
+          </w:tcPr>
+          <w:p>
+            <w:pPr>
+              <w:jc w:val="center"/>
+              <w:rPr>
+                <w:rFonts w:ascii="Calibri" w:hAnsi="Calibri" w:cs="Calibri"/>
+                <w:color w:val="000000"/>
+                <w:sz w:val="22"/>
+                <w:szCs w:val="22"/>
+              </w:rPr>
+            </w:pPr>
+            <w:r>
+              <w:t>101,87</w:t>
             </w:r>
           </w:p>
         </w:tc>
@@ -1438,29 +1341,21 @@
               <w:bottom w:val="nil"/>
               <w:right w:val="nil"/>
             </w:tcBorders>
-            <w:shd w:val="clear" w:color="auto" w:fill="auto"/>
-            <w:noWrap/>
-            <w:vAlign w:val="center"/>
-            <w:hideMark/>
-          </w:tcPr>
-          <w:p>
-            <w:pPr>
-              <w:jc w:val="center"/>
-              <w:rPr>
-                <w:rFonts w:ascii="Calibri" w:hAnsi="Calibri" w:cs="Calibri"/>
-                <w:color w:val="000000"/>
-                <w:sz w:val="22"/>
-                <w:szCs w:val="22"/>
-              </w:rPr>
-            </w:pPr>
-            <w:r>
-              <w:rPr>
-                <w:rFonts w:ascii="Calibri" w:hAnsi="Calibri" w:cs="Calibri"/>
-                <w:color w:val="000000"/>
-                <w:sz w:val="22"/>
-                <w:szCs w:val="22"/>
-              </w:rPr>
-              <w:t>22,3</w:t>
+            <w:noWrap/>
+            <w:hideMark/>
+          </w:tcPr>
+          <w:p>
+            <w:pPr>
+              <w:jc w:val="center"/>
+              <w:rPr>
+                <w:rFonts w:ascii="Calibri" w:hAnsi="Calibri" w:cs="Calibri"/>
+                <w:color w:val="000000"/>
+                <w:sz w:val="22"/>
+                <w:szCs w:val="22"/>
+              </w:rPr>
+            </w:pPr>
+            <w:r>
+              <w:t>75,91</w:t>
             </w:r>
           </w:p>
         </w:tc>
@@ -1473,29 +1368,21 @@
               <w:bottom w:val="nil"/>
               <w:right w:val="single" w:sz="8" w:space="0" w:color="auto"/>
             </w:tcBorders>
-            <w:shd w:val="clear" w:color="auto" w:fill="auto"/>
-            <w:noWrap/>
-            <w:vAlign w:val="center"/>
-            <w:hideMark/>
-          </w:tcPr>
-          <w:p>
-            <w:pPr>
-              <w:jc w:val="center"/>
-              <w:rPr>
-                <w:rFonts w:ascii="Calibri" w:hAnsi="Calibri" w:cs="Calibri"/>
-                <w:color w:val="000000"/>
-                <w:sz w:val="22"/>
-                <w:szCs w:val="22"/>
-              </w:rPr>
-            </w:pPr>
-            <w:r>
-              <w:rPr>
-                <w:rFonts w:ascii="Calibri" w:hAnsi="Calibri" w:cs="Calibri"/>
-                <w:color w:val="000000"/>
-                <w:sz w:val="22"/>
-                <w:szCs w:val="22"/>
-              </w:rPr>
-              <w:t>12,6</w:t>
+            <w:noWrap/>
+            <w:hideMark/>
+          </w:tcPr>
+          <w:p>
+            <w:pPr>
+              <w:jc w:val="center"/>
+              <w:rPr>
+                <w:rFonts w:ascii="Calibri" w:hAnsi="Calibri" w:cs="Calibri"/>
+                <w:color w:val="000000"/>
+                <w:sz w:val="22"/>
+                <w:szCs w:val="22"/>
+              </w:rPr>
+            </w:pPr>
+            <w:r>
+              <w:t>96,84</w:t>
             </w:r>
           </w:p>
         </w:tc>
@@ -1508,29 +1395,21 @@
               <w:bottom w:val="nil"/>
               <w:right w:val="single" w:sz="8" w:space="0" w:color="auto"/>
             </w:tcBorders>
-            <w:shd w:val="clear" w:color="auto" w:fill="auto"/>
-            <w:noWrap/>
-            <w:vAlign w:val="center"/>
-            <w:hideMark/>
-          </w:tcPr>
-          <w:p>
-            <w:pPr>
-              <w:jc w:val="center"/>
-              <w:rPr>
-                <w:rFonts w:ascii="Calibri" w:hAnsi="Calibri" w:cs="Calibri"/>
-                <w:color w:val="000000"/>
-                <w:sz w:val="22"/>
-                <w:szCs w:val="22"/>
-              </w:rPr>
-            </w:pPr>
-            <w:r>
-              <w:rPr>
-                <w:rFonts w:ascii="Calibri" w:hAnsi="Calibri" w:cs="Calibri"/>
-                <w:color w:val="000000"/>
-                <w:sz w:val="22"/>
-                <w:szCs w:val="22"/>
-              </w:rPr>
-              <w:t>13,9</w:t>
+            <w:noWrap/>
+            <w:hideMark/>
+          </w:tcPr>
+          <w:p>
+            <w:pPr>
+              <w:jc w:val="center"/>
+              <w:rPr>
+                <w:rFonts w:ascii="Calibri" w:hAnsi="Calibri" w:cs="Calibri"/>
+                <w:color w:val="000000"/>
+                <w:sz w:val="22"/>
+                <w:szCs w:val="22"/>
+              </w:rPr>
+            </w:pPr>
+            <w:r>
+              <w:t>75,28</w:t>
             </w:r>
           </w:p>
         </w:tc>
@@ -1543,29 +1422,21 @@
               <w:bottom w:val="nil"/>
               <w:right w:val="single" w:sz="8" w:space="0" w:color="auto"/>
             </w:tcBorders>
-            <w:shd w:val="clear" w:color="auto" w:fill="auto"/>
-            <w:noWrap/>
-            <w:vAlign w:val="center"/>
-            <w:hideMark/>
-          </w:tcPr>
-          <w:p>
-            <w:pPr>
-              <w:jc w:val="center"/>
-              <w:rPr>
-                <w:rFonts w:ascii="Calibri" w:hAnsi="Calibri" w:cs="Calibri"/>
-                <w:color w:val="000000"/>
-                <w:sz w:val="22"/>
-                <w:szCs w:val="22"/>
-              </w:rPr>
-            </w:pPr>
-            <w:r>
-              <w:rPr>
-                <w:rFonts w:ascii="Calibri" w:hAnsi="Calibri" w:cs="Calibri"/>
-                <w:color w:val="000000"/>
-                <w:sz w:val="22"/>
-                <w:szCs w:val="22"/>
-              </w:rPr>
-              <w:t>9,0</w:t>
+            <w:noWrap/>
+            <w:hideMark/>
+          </w:tcPr>
+          <w:p>
+            <w:pPr>
+              <w:jc w:val="center"/>
+              <w:rPr>
+                <w:rFonts w:ascii="Calibri" w:hAnsi="Calibri" w:cs="Calibri"/>
+                <w:color w:val="000000"/>
+                <w:sz w:val="22"/>
+                <w:szCs w:val="22"/>
+              </w:rPr>
+            </w:pPr>
+            <w:r>
+              <w:t>76,70</w:t>
             </w:r>
           </w:p>
         </w:tc>
@@ -1584,29 +1455,21 @@
               <w:bottom w:val="nil"/>
               <w:right w:val="nil"/>
             </w:tcBorders>
-            <w:shd w:val="clear" w:color="auto" w:fill="auto"/>
-            <w:noWrap/>
-            <w:vAlign w:val="center"/>
-            <w:hideMark/>
-          </w:tcPr>
-          <w:p>
-            <w:pPr>
-              <w:jc w:val="center"/>
-              <w:rPr>
-                <w:rFonts w:ascii="Calibri" w:hAnsi="Calibri" w:cs="Calibri"/>
-                <w:color w:val="000000"/>
-                <w:sz w:val="22"/>
-                <w:szCs w:val="22"/>
-              </w:rPr>
-            </w:pPr>
-            <w:r>
-              <w:rPr>
-                <w:rFonts w:ascii="Calibri" w:hAnsi="Calibri" w:cs="Calibri"/>
-                <w:color w:val="000000"/>
-                <w:sz w:val="22"/>
-                <w:szCs w:val="22"/>
-              </w:rPr>
-              <w:t>18,3</w:t>
+            <w:noWrap/>
+            <w:hideMark/>
+          </w:tcPr>
+          <w:p>
+            <w:pPr>
+              <w:jc w:val="center"/>
+              <w:rPr>
+                <w:rFonts w:ascii="Calibri" w:hAnsi="Calibri" w:cs="Calibri"/>
+                <w:color w:val="000000"/>
+                <w:sz w:val="22"/>
+                <w:szCs w:val="22"/>
+              </w:rPr>
+            </w:pPr>
+            <w:r>
+              <w:t>76,99</w:t>
             </w:r>
           </w:p>
         </w:tc>
@@ -1619,29 +1482,21 @@
               <w:bottom w:val="nil"/>
               <w:right w:val="single" w:sz="8" w:space="0" w:color="auto"/>
             </w:tcBorders>
-            <w:shd w:val="clear" w:color="auto" w:fill="auto"/>
-            <w:noWrap/>
-            <w:vAlign w:val="center"/>
-            <w:hideMark/>
-          </w:tcPr>
-          <w:p>
-            <w:pPr>
-              <w:jc w:val="center"/>
-              <w:rPr>
-                <w:rFonts w:ascii="Calibri" w:hAnsi="Calibri" w:cs="Calibri"/>
-                <w:color w:val="000000"/>
-                <w:sz w:val="22"/>
-                <w:szCs w:val="22"/>
-              </w:rPr>
-            </w:pPr>
-            <w:r>
-              <w:rPr>
-                <w:rFonts w:ascii="Calibri" w:hAnsi="Calibri" w:cs="Calibri"/>
-                <w:color w:val="000000"/>
-                <w:sz w:val="22"/>
-                <w:szCs w:val="22"/>
-              </w:rPr>
-              <w:t>11,2</w:t>
+            <w:noWrap/>
+            <w:hideMark/>
+          </w:tcPr>
+          <w:p>
+            <w:pPr>
+              <w:jc w:val="center"/>
+              <w:rPr>
+                <w:rFonts w:ascii="Calibri" w:hAnsi="Calibri" w:cs="Calibri"/>
+                <w:color w:val="000000"/>
+                <w:sz w:val="22"/>
+                <w:szCs w:val="22"/>
+              </w:rPr>
+            </w:pPr>
+            <w:r>
+              <w:t>72,35</w:t>
             </w:r>
           </w:p>
         </w:tc>
@@ -1654,29 +1509,21 @@
               <w:bottom w:val="nil"/>
               <w:right w:val="single" w:sz="8" w:space="0" w:color="auto"/>
             </w:tcBorders>
-            <w:shd w:val="clear" w:color="auto" w:fill="auto"/>
-            <w:noWrap/>
-            <w:vAlign w:val="center"/>
-            <w:hideMark/>
-          </w:tcPr>
-          <w:p>
-            <w:pPr>
-              <w:jc w:val="center"/>
-              <w:rPr>
-                <w:rFonts w:ascii="Calibri" w:hAnsi="Calibri" w:cs="Calibri"/>
-                <w:color w:val="000000"/>
-                <w:sz w:val="22"/>
-                <w:szCs w:val="22"/>
-              </w:rPr>
-            </w:pPr>
-            <w:r>
-              <w:rPr>
-                <w:rFonts w:ascii="Calibri" w:hAnsi="Calibri" w:cs="Calibri"/>
-                <w:color w:val="000000"/>
-                <w:sz w:val="22"/>
-                <w:szCs w:val="22"/>
-              </w:rPr>
-              <w:t>12,4</w:t>
+            <w:noWrap/>
+            <w:hideMark/>
+          </w:tcPr>
+          <w:p>
+            <w:pPr>
+              <w:jc w:val="center"/>
+              <w:rPr>
+                <w:rFonts w:ascii="Calibri" w:hAnsi="Calibri" w:cs="Calibri"/>
+                <w:color w:val="000000"/>
+                <w:sz w:val="22"/>
+                <w:szCs w:val="22"/>
+              </w:rPr>
+            </w:pPr>
+            <w:r>
+              <w:t>65,39</w:t>
             </w:r>
           </w:p>
         </w:tc>
@@ -1689,29 +1536,21 @@
               <w:bottom w:val="nil"/>
               <w:right w:val="single" w:sz="8" w:space="0" w:color="auto"/>
             </w:tcBorders>
-            <w:shd w:val="clear" w:color="auto" w:fill="auto"/>
-            <w:noWrap/>
-            <w:vAlign w:val="center"/>
-            <w:hideMark/>
-          </w:tcPr>
-          <w:p>
-            <w:pPr>
-              <w:jc w:val="center"/>
-              <w:rPr>
-                <w:rFonts w:ascii="Calibri" w:hAnsi="Calibri" w:cs="Calibri"/>
-                <w:color w:val="000000"/>
-                <w:sz w:val="22"/>
-                <w:szCs w:val="22"/>
-              </w:rPr>
-            </w:pPr>
-            <w:r>
-              <w:rPr>
-                <w:rFonts w:ascii="Calibri" w:hAnsi="Calibri" w:cs="Calibri"/>
-                <w:color w:val="000000"/>
-                <w:sz w:val="22"/>
-                <w:szCs w:val="22"/>
-              </w:rPr>
-              <w:t>7,6</w:t>
+            <w:noWrap/>
+            <w:hideMark/>
+          </w:tcPr>
+          <w:p>
+            <w:pPr>
+              <w:jc w:val="center"/>
+              <w:rPr>
+                <w:rFonts w:ascii="Calibri" w:hAnsi="Calibri" w:cs="Calibri"/>
+                <w:color w:val="000000"/>
+                <w:sz w:val="22"/>
+                <w:szCs w:val="22"/>
+              </w:rPr>
+            </w:pPr>
+            <w:r>
+              <w:t>92,70</w:t>
             </w:r>
           </w:p>
         </w:tc>
@@ -1730,29 +1569,21 @@
               <w:bottom w:val="nil"/>
               <w:right w:val="nil"/>
             </w:tcBorders>
-            <w:shd w:val="clear" w:color="auto" w:fill="auto"/>
-            <w:noWrap/>
-            <w:vAlign w:val="center"/>
-            <w:hideMark/>
-          </w:tcPr>
-          <w:p>
-            <w:pPr>
-              <w:jc w:val="center"/>
-              <w:rPr>
-                <w:rFonts w:ascii="Calibri" w:hAnsi="Calibri" w:cs="Calibri"/>
-                <w:color w:val="000000"/>
-                <w:sz w:val="22"/>
-                <w:szCs w:val="22"/>
-              </w:rPr>
-            </w:pPr>
-            <w:r>
-              <w:rPr>
-                <w:rFonts w:ascii="Calibri" w:hAnsi="Calibri" w:cs="Calibri"/>
-                <w:color w:val="000000"/>
-                <w:sz w:val="22"/>
-                <w:szCs w:val="22"/>
-              </w:rPr>
-              <w:t>18,4</w:t>
+            <w:noWrap/>
+            <w:hideMark/>
+          </w:tcPr>
+          <w:p>
+            <w:pPr>
+              <w:jc w:val="center"/>
+              <w:rPr>
+                <w:rFonts w:ascii="Calibri" w:hAnsi="Calibri" w:cs="Calibri"/>
+                <w:color w:val="000000"/>
+                <w:sz w:val="22"/>
+                <w:szCs w:val="22"/>
+              </w:rPr>
+            </w:pPr>
+            <w:r>
+              <w:t>117,31</w:t>
             </w:r>
           </w:p>
         </w:tc>
@@ -1765,29 +1596,21 @@
               <w:bottom w:val="nil"/>
               <w:right w:val="single" w:sz="8" w:space="0" w:color="auto"/>
             </w:tcBorders>
-            <w:shd w:val="clear" w:color="auto" w:fill="auto"/>
-            <w:noWrap/>
-            <w:vAlign w:val="center"/>
-            <w:hideMark/>
-          </w:tcPr>
-          <w:p>
-            <w:pPr>
-              <w:jc w:val="center"/>
-              <w:rPr>
-                <w:rFonts w:ascii="Calibri" w:hAnsi="Calibri" w:cs="Calibri"/>
-                <w:color w:val="000000"/>
-                <w:sz w:val="22"/>
-                <w:szCs w:val="22"/>
-              </w:rPr>
-            </w:pPr>
-            <w:r>
-              <w:rPr>
-                <w:rFonts w:ascii="Calibri" w:hAnsi="Calibri" w:cs="Calibri"/>
-                <w:color w:val="000000"/>
-                <w:sz w:val="22"/>
-                <w:szCs w:val="22"/>
-              </w:rPr>
-              <w:t>14,4</w:t>
+            <w:noWrap/>
+            <w:hideMark/>
+          </w:tcPr>
+          <w:p>
+            <w:pPr>
+              <w:jc w:val="center"/>
+              <w:rPr>
+                <w:rFonts w:ascii="Calibri" w:hAnsi="Calibri" w:cs="Calibri"/>
+                <w:color w:val="000000"/>
+                <w:sz w:val="22"/>
+                <w:szCs w:val="22"/>
+              </w:rPr>
+            </w:pPr>
+            <w:r>
+              <w:t>102,55</w:t>
             </w:r>
           </w:p>
         </w:tc>
@@ -1800,29 +1623,21 @@
               <w:bottom w:val="nil"/>
               <w:right w:val="single" w:sz="8" w:space="0" w:color="auto"/>
             </w:tcBorders>
-            <w:shd w:val="clear" w:color="auto" w:fill="auto"/>
-            <w:noWrap/>
-            <w:vAlign w:val="center"/>
-            <w:hideMark/>
-          </w:tcPr>
-          <w:p>
-            <w:pPr>
-              <w:jc w:val="center"/>
-              <w:rPr>
-                <w:rFonts w:ascii="Calibri" w:hAnsi="Calibri" w:cs="Calibri"/>
-                <w:color w:val="000000"/>
-                <w:sz w:val="22"/>
-                <w:szCs w:val="22"/>
-              </w:rPr>
-            </w:pPr>
-            <w:r>
-              <w:rPr>
-                <w:rFonts w:ascii="Calibri" w:hAnsi="Calibri" w:cs="Calibri"/>
-                <w:color w:val="000000"/>
-                <w:sz w:val="22"/>
-                <w:szCs w:val="22"/>
-              </w:rPr>
-              <w:t>13,3</w:t>
+            <w:noWrap/>
+            <w:hideMark/>
+          </w:tcPr>
+          <w:p>
+            <w:pPr>
+              <w:jc w:val="center"/>
+              <w:rPr>
+                <w:rFonts w:ascii="Calibri" w:hAnsi="Calibri" w:cs="Calibri"/>
+                <w:color w:val="000000"/>
+                <w:sz w:val="22"/>
+                <w:szCs w:val="22"/>
+              </w:rPr>
+            </w:pPr>
+            <w:r>
+              <w:t>79,60</w:t>
             </w:r>
           </w:p>
         </w:tc>
@@ -1835,29 +1650,21 @@
               <w:bottom w:val="nil"/>
               <w:right w:val="single" w:sz="8" w:space="0" w:color="auto"/>
             </w:tcBorders>
-            <w:shd w:val="clear" w:color="auto" w:fill="auto"/>
-            <w:noWrap/>
-            <w:vAlign w:val="center"/>
-            <w:hideMark/>
-          </w:tcPr>
-          <w:p>
-            <w:pPr>
-              <w:jc w:val="center"/>
-              <w:rPr>
-                <w:rFonts w:ascii="Calibri" w:hAnsi="Calibri" w:cs="Calibri"/>
-                <w:color w:val="000000"/>
-                <w:sz w:val="22"/>
-                <w:szCs w:val="22"/>
-              </w:rPr>
-            </w:pPr>
-            <w:r>
-              <w:rPr>
-                <w:rFonts w:ascii="Calibri" w:hAnsi="Calibri" w:cs="Calibri"/>
-                <w:color w:val="000000"/>
-                <w:sz w:val="22"/>
-                <w:szCs w:val="22"/>
-              </w:rPr>
-              <w:t>9,2</w:t>
+            <w:noWrap/>
+            <w:hideMark/>
+          </w:tcPr>
+          <w:p>
+            <w:pPr>
+              <w:jc w:val="center"/>
+              <w:rPr>
+                <w:rFonts w:ascii="Calibri" w:hAnsi="Calibri" w:cs="Calibri"/>
+                <w:color w:val="000000"/>
+                <w:sz w:val="22"/>
+                <w:szCs w:val="22"/>
+              </w:rPr>
+            </w:pPr>
+            <w:r>
+              <w:t>78,06</w:t>
             </w:r>
           </w:p>
         </w:tc>
@@ -1876,29 +1683,21 @@
               <w:bottom w:val="nil"/>
               <w:right w:val="nil"/>
             </w:tcBorders>
-            <w:shd w:val="clear" w:color="auto" w:fill="auto"/>
-            <w:noWrap/>
-            <w:vAlign w:val="center"/>
-            <w:hideMark/>
-          </w:tcPr>
-          <w:p>
-            <w:pPr>
-              <w:jc w:val="center"/>
-              <w:rPr>
-                <w:rFonts w:ascii="Calibri" w:hAnsi="Calibri" w:cs="Calibri"/>
-                <w:color w:val="000000"/>
-                <w:sz w:val="22"/>
-                <w:szCs w:val="22"/>
-              </w:rPr>
-            </w:pPr>
-            <w:r>
-              <w:rPr>
-                <w:rFonts w:ascii="Calibri" w:hAnsi="Calibri" w:cs="Calibri"/>
-                <w:color w:val="000000"/>
-                <w:sz w:val="22"/>
-                <w:szCs w:val="22"/>
-              </w:rPr>
-              <w:t>20,1</w:t>
+            <w:noWrap/>
+            <w:hideMark/>
+          </w:tcPr>
+          <w:p>
+            <w:pPr>
+              <w:jc w:val="center"/>
+              <w:rPr>
+                <w:rFonts w:ascii="Calibri" w:hAnsi="Calibri" w:cs="Calibri"/>
+                <w:color w:val="000000"/>
+                <w:sz w:val="22"/>
+                <w:szCs w:val="22"/>
+              </w:rPr>
+            </w:pPr>
+            <w:r>
+              <w:t>87,57</w:t>
             </w:r>
           </w:p>
         </w:tc>
@@ -1911,29 +1710,21 @@
               <w:bottom w:val="nil"/>
               <w:right w:val="single" w:sz="8" w:space="0" w:color="auto"/>
             </w:tcBorders>
-            <w:shd w:val="clear" w:color="auto" w:fill="auto"/>
-            <w:noWrap/>
-            <w:vAlign w:val="center"/>
-            <w:hideMark/>
-          </w:tcPr>
-          <w:p>
-            <w:pPr>
-              <w:jc w:val="center"/>
-              <w:rPr>
-                <w:rFonts w:ascii="Calibri" w:hAnsi="Calibri" w:cs="Calibri"/>
-                <w:color w:val="000000"/>
-                <w:sz w:val="22"/>
-                <w:szCs w:val="22"/>
-              </w:rPr>
-            </w:pPr>
-            <w:r>
-              <w:rPr>
-                <w:rFonts w:ascii="Calibri" w:hAnsi="Calibri" w:cs="Calibri"/>
-                <w:color w:val="000000"/>
-                <w:sz w:val="22"/>
-                <w:szCs w:val="22"/>
-              </w:rPr>
-              <w:t>12,7</w:t>
+            <w:noWrap/>
+            <w:hideMark/>
+          </w:tcPr>
+          <w:p>
+            <w:pPr>
+              <w:jc w:val="center"/>
+              <w:rPr>
+                <w:rFonts w:ascii="Calibri" w:hAnsi="Calibri" w:cs="Calibri"/>
+                <w:color w:val="000000"/>
+                <w:sz w:val="22"/>
+                <w:szCs w:val="22"/>
+              </w:rPr>
+            </w:pPr>
+            <w:r>
+              <w:t>86,06</w:t>
             </w:r>
           </w:p>
         </w:tc>
@@ -1946,29 +1737,21 @@
               <w:bottom w:val="nil"/>
               <w:right w:val="single" w:sz="8" w:space="0" w:color="auto"/>
             </w:tcBorders>
-            <w:shd w:val="clear" w:color="auto" w:fill="auto"/>
-            <w:noWrap/>
-            <w:vAlign w:val="center"/>
-            <w:hideMark/>
-          </w:tcPr>
-          <w:p>
-            <w:pPr>
-              <w:jc w:val="center"/>
-              <w:rPr>
-                <w:rFonts w:ascii="Calibri" w:hAnsi="Calibri" w:cs="Calibri"/>
-                <w:color w:val="000000"/>
-                <w:sz w:val="22"/>
-                <w:szCs w:val="22"/>
-              </w:rPr>
-            </w:pPr>
-            <w:r>
-              <w:rPr>
-                <w:rFonts w:ascii="Calibri" w:hAnsi="Calibri" w:cs="Calibri"/>
-                <w:color w:val="000000"/>
-                <w:sz w:val="22"/>
-                <w:szCs w:val="22"/>
-              </w:rPr>
-              <w:t>13,5</w:t>
+            <w:noWrap/>
+            <w:hideMark/>
+          </w:tcPr>
+          <w:p>
+            <w:pPr>
+              <w:jc w:val="center"/>
+              <w:rPr>
+                <w:rFonts w:ascii="Calibri" w:hAnsi="Calibri" w:cs="Calibri"/>
+                <w:color w:val="000000"/>
+                <w:sz w:val="22"/>
+                <w:szCs w:val="22"/>
+              </w:rPr>
+            </w:pPr>
+            <w:r>
+              <w:t>107,51</w:t>
             </w:r>
           </w:p>
         </w:tc>
@@ -1981,29 +1764,21 @@
               <w:bottom w:val="nil"/>
               <w:right w:val="single" w:sz="8" w:space="0" w:color="auto"/>
             </w:tcBorders>
-            <w:shd w:val="clear" w:color="auto" w:fill="auto"/>
-            <w:noWrap/>
-            <w:vAlign w:val="center"/>
-            <w:hideMark/>
-          </w:tcPr>
-          <w:p>
-            <w:pPr>
-              <w:jc w:val="center"/>
-              <w:rPr>
-                <w:rFonts w:ascii="Calibri" w:hAnsi="Calibri" w:cs="Calibri"/>
-                <w:color w:val="000000"/>
-                <w:sz w:val="22"/>
-                <w:szCs w:val="22"/>
-              </w:rPr>
-            </w:pPr>
-            <w:r>
-              <w:rPr>
-                <w:rFonts w:ascii="Calibri" w:hAnsi="Calibri" w:cs="Calibri"/>
-                <w:color w:val="000000"/>
-                <w:sz w:val="22"/>
-                <w:szCs w:val="22"/>
-              </w:rPr>
-              <w:t>10,7</w:t>
+            <w:noWrap/>
+            <w:hideMark/>
+          </w:tcPr>
+          <w:p>
+            <w:pPr>
+              <w:jc w:val="center"/>
+              <w:rPr>
+                <w:rFonts w:ascii="Calibri" w:hAnsi="Calibri" w:cs="Calibri"/>
+                <w:color w:val="000000"/>
+                <w:sz w:val="22"/>
+                <w:szCs w:val="22"/>
+              </w:rPr>
+            </w:pPr>
+            <w:r>
+              <w:t>61,25</w:t>
             </w:r>
           </w:p>
         </w:tc>
@@ -2022,29 +1797,21 @@
               <w:bottom w:val="nil"/>
               <w:right w:val="nil"/>
             </w:tcBorders>
-            <w:shd w:val="clear" w:color="auto" w:fill="auto"/>
-            <w:noWrap/>
-            <w:vAlign w:val="center"/>
-            <w:hideMark/>
-          </w:tcPr>
-          <w:p>
-            <w:pPr>
-              <w:jc w:val="center"/>
-              <w:rPr>
-                <w:rFonts w:ascii="Calibri" w:hAnsi="Calibri" w:cs="Calibri"/>
-                <w:color w:val="000000"/>
-                <w:sz w:val="22"/>
-                <w:szCs w:val="22"/>
-              </w:rPr>
-            </w:pPr>
-            <w:r>
-              <w:rPr>
-                <w:rFonts w:ascii="Calibri" w:hAnsi="Calibri" w:cs="Calibri"/>
-                <w:color w:val="000000"/>
-                <w:sz w:val="22"/>
-                <w:szCs w:val="22"/>
-              </w:rPr>
-              <w:t>16,2</w:t>
+            <w:noWrap/>
+            <w:hideMark/>
+          </w:tcPr>
+          <w:p>
+            <w:pPr>
+              <w:jc w:val="center"/>
+              <w:rPr>
+                <w:rFonts w:ascii="Calibri" w:hAnsi="Calibri" w:cs="Calibri"/>
+                <w:color w:val="000000"/>
+                <w:sz w:val="22"/>
+                <w:szCs w:val="22"/>
+              </w:rPr>
+            </w:pPr>
+            <w:r>
+              <w:t>78,80</w:t>
             </w:r>
           </w:p>
         </w:tc>
@@ -2057,29 +1824,21 @@
               <w:bottom w:val="nil"/>
               <w:right w:val="single" w:sz="8" w:space="0" w:color="auto"/>
             </w:tcBorders>
-            <w:shd w:val="clear" w:color="auto" w:fill="auto"/>
-            <w:noWrap/>
-            <w:vAlign w:val="center"/>
-            <w:hideMark/>
-          </w:tcPr>
-          <w:p>
-            <w:pPr>
-              <w:jc w:val="center"/>
-              <w:rPr>
-                <w:rFonts w:ascii="Calibri" w:hAnsi="Calibri" w:cs="Calibri"/>
-                <w:color w:val="000000"/>
-                <w:sz w:val="22"/>
-                <w:szCs w:val="22"/>
-              </w:rPr>
-            </w:pPr>
-            <w:r>
-              <w:rPr>
-                <w:rFonts w:ascii="Calibri" w:hAnsi="Calibri" w:cs="Calibri"/>
-                <w:color w:val="000000"/>
-                <w:sz w:val="22"/>
-                <w:szCs w:val="22"/>
-              </w:rPr>
-              <w:t>9,8</w:t>
+            <w:noWrap/>
+            <w:hideMark/>
+          </w:tcPr>
+          <w:p>
+            <w:pPr>
+              <w:jc w:val="center"/>
+              <w:rPr>
+                <w:rFonts w:ascii="Calibri" w:hAnsi="Calibri" w:cs="Calibri"/>
+                <w:color w:val="000000"/>
+                <w:sz w:val="22"/>
+                <w:szCs w:val="22"/>
+              </w:rPr>
+            </w:pPr>
+            <w:r>
+              <w:t>92,49</w:t>
             </w:r>
           </w:p>
         </w:tc>
@@ -2092,29 +1851,21 @@
               <w:bottom w:val="nil"/>
               <w:right w:val="single" w:sz="8" w:space="0" w:color="auto"/>
             </w:tcBorders>
-            <w:shd w:val="clear" w:color="auto" w:fill="auto"/>
-            <w:noWrap/>
-            <w:vAlign w:val="center"/>
-            <w:hideMark/>
-          </w:tcPr>
-          <w:p>
-            <w:pPr>
-              <w:jc w:val="center"/>
-              <w:rPr>
-                <w:rFonts w:ascii="Calibri" w:hAnsi="Calibri" w:cs="Calibri"/>
-                <w:color w:val="000000"/>
-                <w:sz w:val="22"/>
-                <w:szCs w:val="22"/>
-              </w:rPr>
-            </w:pPr>
-            <w:r>
-              <w:rPr>
-                <w:rFonts w:ascii="Calibri" w:hAnsi="Calibri" w:cs="Calibri"/>
-                <w:color w:val="000000"/>
-                <w:sz w:val="22"/>
-                <w:szCs w:val="22"/>
-              </w:rPr>
-              <w:t>7,8</w:t>
+            <w:noWrap/>
+            <w:hideMark/>
+          </w:tcPr>
+          <w:p>
+            <w:pPr>
+              <w:jc w:val="center"/>
+              <w:rPr>
+                <w:rFonts w:ascii="Calibri" w:hAnsi="Calibri" w:cs="Calibri"/>
+                <w:color w:val="000000"/>
+                <w:sz w:val="22"/>
+                <w:szCs w:val="22"/>
+              </w:rPr>
+            </w:pPr>
+            <w:r>
+              <w:t>89,86</w:t>
             </w:r>
           </w:p>
         </w:tc>
@@ -2127,29 +1878,21 @@
               <w:bottom w:val="nil"/>
               <w:right w:val="single" w:sz="8" w:space="0" w:color="auto"/>
             </w:tcBorders>
-            <w:shd w:val="clear" w:color="auto" w:fill="auto"/>
-            <w:noWrap/>
-            <w:vAlign w:val="center"/>
-            <w:hideMark/>
-          </w:tcPr>
-          <w:p>
-            <w:pPr>
-              <w:jc w:val="center"/>
-              <w:rPr>
-                <w:rFonts w:ascii="Calibri" w:hAnsi="Calibri" w:cs="Calibri"/>
-                <w:color w:val="000000"/>
-                <w:sz w:val="22"/>
-                <w:szCs w:val="22"/>
-              </w:rPr>
-            </w:pPr>
-            <w:r>
-              <w:rPr>
-                <w:rFonts w:ascii="Calibri" w:hAnsi="Calibri" w:cs="Calibri"/>
-                <w:color w:val="000000"/>
-                <w:sz w:val="22"/>
-                <w:szCs w:val="22"/>
-              </w:rPr>
-              <w:t>12,0</w:t>
+            <w:noWrap/>
+            <w:hideMark/>
+          </w:tcPr>
+          <w:p>
+            <w:pPr>
+              <w:jc w:val="center"/>
+              <w:rPr>
+                <w:rFonts w:ascii="Calibri" w:hAnsi="Calibri" w:cs="Calibri"/>
+                <w:color w:val="000000"/>
+                <w:sz w:val="22"/>
+                <w:szCs w:val="22"/>
+              </w:rPr>
+            </w:pPr>
+            <w:r>
+              <w:t>94,45</w:t>
             </w:r>
           </w:p>
         </w:tc>
@@ -2168,29 +1911,21 @@
               <w:bottom w:val="nil"/>
               <w:right w:val="nil"/>
             </w:tcBorders>
-            <w:shd w:val="clear" w:color="auto" w:fill="auto"/>
-            <w:noWrap/>
-            <w:vAlign w:val="center"/>
-            <w:hideMark/>
-          </w:tcPr>
-          <w:p>
-            <w:pPr>
-              <w:jc w:val="center"/>
-              <w:rPr>
-                <w:rFonts w:ascii="Calibri" w:hAnsi="Calibri" w:cs="Calibri"/>
-                <w:color w:val="000000"/>
-                <w:sz w:val="22"/>
-                <w:szCs w:val="22"/>
-              </w:rPr>
-            </w:pPr>
-            <w:r>
-              <w:rPr>
-                <w:rFonts w:ascii="Calibri" w:hAnsi="Calibri" w:cs="Calibri"/>
-                <w:color w:val="000000"/>
-                <w:sz w:val="22"/>
-                <w:szCs w:val="22"/>
-              </w:rPr>
-              <w:t>17,3</w:t>
+            <w:noWrap/>
+            <w:hideMark/>
+          </w:tcPr>
+          <w:p>
+            <w:pPr>
+              <w:jc w:val="center"/>
+              <w:rPr>
+                <w:rFonts w:ascii="Calibri" w:hAnsi="Calibri" w:cs="Calibri"/>
+                <w:color w:val="000000"/>
+                <w:sz w:val="22"/>
+                <w:szCs w:val="22"/>
+              </w:rPr>
+            </w:pPr>
+            <w:r>
+              <w:t>81,99</w:t>
             </w:r>
           </w:p>
         </w:tc>
@@ -2203,29 +1938,21 @@
               <w:bottom w:val="nil"/>
               <w:right w:val="single" w:sz="8" w:space="0" w:color="auto"/>
             </w:tcBorders>
-            <w:shd w:val="clear" w:color="auto" w:fill="auto"/>
-            <w:noWrap/>
-            <w:vAlign w:val="center"/>
-            <w:hideMark/>
-          </w:tcPr>
-          <w:p>
-            <w:pPr>
-              <w:jc w:val="center"/>
-              <w:rPr>
-                <w:rFonts w:ascii="Calibri" w:hAnsi="Calibri" w:cs="Calibri"/>
-                <w:color w:val="000000"/>
-                <w:sz w:val="22"/>
-                <w:szCs w:val="22"/>
-              </w:rPr>
-            </w:pPr>
-            <w:r>
-              <w:rPr>
-                <w:rFonts w:ascii="Calibri" w:hAnsi="Calibri" w:cs="Calibri"/>
-                <w:color w:val="000000"/>
-                <w:sz w:val="22"/>
-                <w:szCs w:val="22"/>
-              </w:rPr>
-              <w:t>14,7</w:t>
+            <w:noWrap/>
+            <w:hideMark/>
+          </w:tcPr>
+          <w:p>
+            <w:pPr>
+              <w:jc w:val="center"/>
+              <w:rPr>
+                <w:rFonts w:ascii="Calibri" w:hAnsi="Calibri" w:cs="Calibri"/>
+                <w:color w:val="000000"/>
+                <w:sz w:val="22"/>
+                <w:szCs w:val="22"/>
+              </w:rPr>
+            </w:pPr>
+            <w:r>
+              <w:t>107,99</w:t>
             </w:r>
           </w:p>
         </w:tc>
@@ -2238,29 +1965,21 @@
               <w:bottom w:val="nil"/>
               <w:right w:val="single" w:sz="8" w:space="0" w:color="auto"/>
             </w:tcBorders>
-            <w:shd w:val="clear" w:color="auto" w:fill="auto"/>
-            <w:noWrap/>
-            <w:vAlign w:val="center"/>
-            <w:hideMark/>
-          </w:tcPr>
-          <w:p>
-            <w:pPr>
-              <w:jc w:val="center"/>
-              <w:rPr>
-                <w:rFonts w:ascii="Calibri" w:hAnsi="Calibri" w:cs="Calibri"/>
-                <w:color w:val="000000"/>
-                <w:sz w:val="22"/>
-                <w:szCs w:val="22"/>
-              </w:rPr>
-            </w:pPr>
-            <w:r>
-              <w:rPr>
-                <w:rFonts w:ascii="Calibri" w:hAnsi="Calibri" w:cs="Calibri"/>
-                <w:color w:val="000000"/>
-                <w:sz w:val="22"/>
-                <w:szCs w:val="22"/>
-              </w:rPr>
-              <w:t>9,8</w:t>
+            <w:noWrap/>
+            <w:hideMark/>
+          </w:tcPr>
+          <w:p>
+            <w:pPr>
+              <w:jc w:val="center"/>
+              <w:rPr>
+                <w:rFonts w:ascii="Calibri" w:hAnsi="Calibri" w:cs="Calibri"/>
+                <w:color w:val="000000"/>
+                <w:sz w:val="22"/>
+                <w:szCs w:val="22"/>
+              </w:rPr>
+            </w:pPr>
+            <w:r>
+              <w:t>58,37</w:t>
             </w:r>
           </w:p>
         </w:tc>
@@ -2273,29 +1992,21 @@
               <w:bottom w:val="nil"/>
               <w:right w:val="single" w:sz="8" w:space="0" w:color="auto"/>
             </w:tcBorders>
-            <w:shd w:val="clear" w:color="auto" w:fill="auto"/>
-            <w:noWrap/>
-            <w:vAlign w:val="center"/>
-            <w:hideMark/>
-          </w:tcPr>
-          <w:p>
-            <w:pPr>
-              <w:jc w:val="center"/>
-              <w:rPr>
-                <w:rFonts w:ascii="Calibri" w:hAnsi="Calibri" w:cs="Calibri"/>
-                <w:color w:val="000000"/>
-                <w:sz w:val="22"/>
-                <w:szCs w:val="22"/>
-              </w:rPr>
-            </w:pPr>
-            <w:r>
-              <w:rPr>
-                <w:rFonts w:ascii="Calibri" w:hAnsi="Calibri" w:cs="Calibri"/>
-                <w:color w:val="000000"/>
-                <w:sz w:val="22"/>
-                <w:szCs w:val="22"/>
-              </w:rPr>
-              <w:t>12,5</w:t>
+            <w:noWrap/>
+            <w:hideMark/>
+          </w:tcPr>
+          <w:p>
+            <w:pPr>
+              <w:jc w:val="center"/>
+              <w:rPr>
+                <w:rFonts w:ascii="Calibri" w:hAnsi="Calibri" w:cs="Calibri"/>
+                <w:color w:val="000000"/>
+                <w:sz w:val="22"/>
+                <w:szCs w:val="22"/>
+              </w:rPr>
+            </w:pPr>
+            <w:r>
+              <w:t>90,91</w:t>
             </w:r>
           </w:p>
         </w:tc>
@@ -2314,29 +2025,21 @@
               <w:bottom w:val="nil"/>
               <w:right w:val="nil"/>
             </w:tcBorders>
-            <w:shd w:val="clear" w:color="auto" w:fill="auto"/>
-            <w:noWrap/>
-            <w:vAlign w:val="center"/>
-            <w:hideMark/>
-          </w:tcPr>
-          <w:p>
-            <w:pPr>
-              <w:jc w:val="center"/>
-              <w:rPr>
-                <w:rFonts w:ascii="Calibri" w:hAnsi="Calibri" w:cs="Calibri"/>
-                <w:color w:val="000000"/>
-                <w:sz w:val="22"/>
-                <w:szCs w:val="22"/>
-              </w:rPr>
-            </w:pPr>
-            <w:r>
-              <w:rPr>
-                <w:rFonts w:ascii="Calibri" w:hAnsi="Calibri" w:cs="Calibri"/>
-                <w:color w:val="000000"/>
-                <w:sz w:val="22"/>
-                <w:szCs w:val="22"/>
-              </w:rPr>
-              <w:t>22,4</w:t>
+            <w:noWrap/>
+            <w:hideMark/>
+          </w:tcPr>
+          <w:p>
+            <w:pPr>
+              <w:jc w:val="center"/>
+              <w:rPr>
+                <w:rFonts w:ascii="Calibri" w:hAnsi="Calibri" w:cs="Calibri"/>
+                <w:color w:val="000000"/>
+                <w:sz w:val="22"/>
+                <w:szCs w:val="22"/>
+              </w:rPr>
+            </w:pPr>
+            <w:r>
+              <w:t>132,92</w:t>
             </w:r>
           </w:p>
         </w:tc>
@@ -2349,29 +2052,21 @@
               <w:bottom w:val="nil"/>
               <w:right w:val="single" w:sz="8" w:space="0" w:color="auto"/>
             </w:tcBorders>
-            <w:shd w:val="clear" w:color="auto" w:fill="auto"/>
-            <w:noWrap/>
-            <w:vAlign w:val="center"/>
-            <w:hideMark/>
-          </w:tcPr>
-          <w:p>
-            <w:pPr>
-              <w:jc w:val="center"/>
-              <w:rPr>
-                <w:rFonts w:ascii="Calibri" w:hAnsi="Calibri" w:cs="Calibri"/>
-                <w:color w:val="000000"/>
-                <w:sz w:val="22"/>
-                <w:szCs w:val="22"/>
-              </w:rPr>
-            </w:pPr>
-            <w:r>
-              <w:rPr>
-                <w:rFonts w:ascii="Calibri" w:hAnsi="Calibri" w:cs="Calibri"/>
-                <w:color w:val="000000"/>
-                <w:sz w:val="22"/>
-                <w:szCs w:val="22"/>
-              </w:rPr>
-              <w:t>16,3</w:t>
+            <w:noWrap/>
+            <w:hideMark/>
+          </w:tcPr>
+          <w:p>
+            <w:pPr>
+              <w:jc w:val="center"/>
+              <w:rPr>
+                <w:rFonts w:ascii="Calibri" w:hAnsi="Calibri" w:cs="Calibri"/>
+                <w:color w:val="000000"/>
+                <w:sz w:val="22"/>
+                <w:szCs w:val="22"/>
+              </w:rPr>
+            </w:pPr>
+            <w:r>
+              <w:t>132,22</w:t>
             </w:r>
           </w:p>
         </w:tc>
@@ -2384,29 +2079,21 @@
               <w:bottom w:val="nil"/>
               <w:right w:val="single" w:sz="8" w:space="0" w:color="auto"/>
             </w:tcBorders>
-            <w:shd w:val="clear" w:color="auto" w:fill="auto"/>
-            <w:noWrap/>
-            <w:vAlign w:val="center"/>
-            <w:hideMark/>
-          </w:tcPr>
-          <w:p>
-            <w:pPr>
-              <w:jc w:val="center"/>
-              <w:rPr>
-                <w:rFonts w:ascii="Calibri" w:hAnsi="Calibri" w:cs="Calibri"/>
-                <w:color w:val="000000"/>
-                <w:sz w:val="22"/>
-                <w:szCs w:val="22"/>
-              </w:rPr>
-            </w:pPr>
-            <w:r>
-              <w:rPr>
-                <w:rFonts w:ascii="Calibri" w:hAnsi="Calibri" w:cs="Calibri"/>
-                <w:color w:val="000000"/>
-                <w:sz w:val="22"/>
-                <w:szCs w:val="22"/>
-              </w:rPr>
-              <w:t>7,5</w:t>
+            <w:noWrap/>
+            <w:hideMark/>
+          </w:tcPr>
+          <w:p>
+            <w:pPr>
+              <w:jc w:val="center"/>
+              <w:rPr>
+                <w:rFonts w:ascii="Calibri" w:hAnsi="Calibri" w:cs="Calibri"/>
+                <w:color w:val="000000"/>
+                <w:sz w:val="22"/>
+                <w:szCs w:val="22"/>
+              </w:rPr>
+            </w:pPr>
+            <w:r>
+              <w:t>115,04</w:t>
             </w:r>
           </w:p>
         </w:tc>
@@ -2419,29 +2106,21 @@
               <w:bottom w:val="nil"/>
               <w:right w:val="single" w:sz="8" w:space="0" w:color="auto"/>
             </w:tcBorders>
-            <w:shd w:val="clear" w:color="auto" w:fill="auto"/>
-            <w:noWrap/>
-            <w:vAlign w:val="center"/>
-            <w:hideMark/>
-          </w:tcPr>
-          <w:p>
-            <w:pPr>
-              <w:jc w:val="center"/>
-              <w:rPr>
-                <w:rFonts w:ascii="Calibri" w:hAnsi="Calibri" w:cs="Calibri"/>
-                <w:color w:val="000000"/>
-                <w:sz w:val="22"/>
-                <w:szCs w:val="22"/>
-              </w:rPr>
-            </w:pPr>
-            <w:r>
-              <w:rPr>
-                <w:rFonts w:ascii="Calibri" w:hAnsi="Calibri" w:cs="Calibri"/>
-                <w:color w:val="000000"/>
-                <w:sz w:val="22"/>
-                <w:szCs w:val="22"/>
-              </w:rPr>
-              <w:t>10,9</w:t>
+            <w:noWrap/>
+            <w:hideMark/>
+          </w:tcPr>
+          <w:p>
+            <w:pPr>
+              <w:jc w:val="center"/>
+              <w:rPr>
+                <w:rFonts w:ascii="Calibri" w:hAnsi="Calibri" w:cs="Calibri"/>
+                <w:color w:val="000000"/>
+                <w:sz w:val="22"/>
+                <w:szCs w:val="22"/>
+              </w:rPr>
+            </w:pPr>
+            <w:r>
+              <w:t>110,18</w:t>
             </w:r>
           </w:p>
         </w:tc>
@@ -2460,38 +2139,21 @@
               <w:bottom w:val="nil"/>
               <w:right w:val="nil"/>
             </w:tcBorders>
-            <w:shd w:val="clear" w:color="auto" w:fill="auto"/>
-            <w:noWrap/>
-            <w:vAlign w:val="center"/>
-            <w:hideMark/>
-          </w:tcPr>
-          <w:p>
-            <w:pPr>
-              <w:jc w:val="center"/>
-              <w:rPr>
-                <w:rFonts w:ascii="Calibri" w:hAnsi="Calibri" w:cs="Calibri"/>
-                <w:color w:val="000000"/>
-                <w:sz w:val="22"/>
-                <w:szCs w:val="22"/>
-              </w:rPr>
-            </w:pPr>
-            <w:r>
-              <w:rPr>
-                <w:rFonts w:ascii="Calibri" w:hAnsi="Calibri" w:cs="Calibri"/>
-                <w:color w:val="000000"/>
-                <w:sz w:val="22"/>
-                <w:szCs w:val="22"/>
-              </w:rPr>
-              <w:t> </w:t>
-            </w:r>
-            <w:r>
-              <w:rPr>
-                <w:rFonts w:ascii="Calibri" w:hAnsi="Calibri" w:cs="Calibri"/>
-                <w:color w:val="000000"/>
-                <w:sz w:val="22"/>
-                <w:szCs w:val="22"/>
-              </w:rPr>
-              <w:t>22,8</w:t>
+            <w:noWrap/>
+            <w:hideMark/>
+          </w:tcPr>
+          <w:p>
+            <w:pPr>
+              <w:jc w:val="center"/>
+              <w:rPr>
+                <w:rFonts w:ascii="Calibri" w:hAnsi="Calibri" w:cs="Calibri"/>
+                <w:color w:val="000000"/>
+                <w:sz w:val="22"/>
+                <w:szCs w:val="22"/>
+              </w:rPr>
+            </w:pPr>
+            <w:r>
+              <w:t>88,56</w:t>
             </w:r>
           </w:p>
         </w:tc>
@@ -2504,29 +2166,21 @@
               <w:bottom w:val="nil"/>
               <w:right w:val="single" w:sz="8" w:space="0" w:color="auto"/>
             </w:tcBorders>
-            <w:shd w:val="clear" w:color="auto" w:fill="auto"/>
-            <w:noWrap/>
-            <w:vAlign w:val="center"/>
-            <w:hideMark/>
-          </w:tcPr>
-          <w:p>
-            <w:pPr>
-              <w:jc w:val="center"/>
-              <w:rPr>
-                <w:rFonts w:ascii="Calibri" w:hAnsi="Calibri" w:cs="Calibri"/>
-                <w:color w:val="000000"/>
-                <w:sz w:val="22"/>
-                <w:szCs w:val="22"/>
-              </w:rPr>
-            </w:pPr>
-            <w:r>
-              <w:rPr>
-                <w:rFonts w:ascii="Calibri" w:hAnsi="Calibri" w:cs="Calibri"/>
-                <w:color w:val="000000"/>
-                <w:sz w:val="22"/>
-                <w:szCs w:val="22"/>
-              </w:rPr>
-              <w:t>12,7</w:t>
+            <w:noWrap/>
+            <w:hideMark/>
+          </w:tcPr>
+          <w:p>
+            <w:pPr>
+              <w:jc w:val="center"/>
+              <w:rPr>
+                <w:rFonts w:ascii="Calibri" w:hAnsi="Calibri" w:cs="Calibri"/>
+                <w:color w:val="000000"/>
+                <w:sz w:val="22"/>
+                <w:szCs w:val="22"/>
+              </w:rPr>
+            </w:pPr>
+            <w:r>
+              <w:t>86,79</w:t>
             </w:r>
           </w:p>
         </w:tc>
@@ -2539,29 +2193,21 @@
               <w:bottom w:val="nil"/>
               <w:right w:val="single" w:sz="8" w:space="0" w:color="auto"/>
             </w:tcBorders>
-            <w:shd w:val="clear" w:color="auto" w:fill="auto"/>
-            <w:noWrap/>
-            <w:vAlign w:val="center"/>
-            <w:hideMark/>
-          </w:tcPr>
-          <w:p>
-            <w:pPr>
-              <w:jc w:val="center"/>
-              <w:rPr>
-                <w:rFonts w:ascii="Calibri" w:hAnsi="Calibri" w:cs="Calibri"/>
-                <w:color w:val="000000"/>
-                <w:sz w:val="22"/>
-                <w:szCs w:val="22"/>
-              </w:rPr>
-            </w:pPr>
-            <w:r>
-              <w:rPr>
-                <w:rFonts w:ascii="Calibri" w:hAnsi="Calibri" w:cs="Calibri"/>
-                <w:color w:val="000000"/>
-                <w:sz w:val="22"/>
-                <w:szCs w:val="22"/>
-              </w:rPr>
-              <w:t>8,1</w:t>
+            <w:noWrap/>
+            <w:hideMark/>
+          </w:tcPr>
+          <w:p>
+            <w:pPr>
+              <w:jc w:val="center"/>
+              <w:rPr>
+                <w:rFonts w:ascii="Calibri" w:hAnsi="Calibri" w:cs="Calibri"/>
+                <w:color w:val="000000"/>
+                <w:sz w:val="22"/>
+                <w:szCs w:val="22"/>
+              </w:rPr>
+            </w:pPr>
+            <w:r>
+              <w:t>56,02</w:t>
             </w:r>
           </w:p>
         </w:tc>
@@ -2574,38 +2220,21 @@
               <w:bottom w:val="nil"/>
               <w:right w:val="single" w:sz="8" w:space="0" w:color="auto"/>
             </w:tcBorders>
-            <w:shd w:val="clear" w:color="auto" w:fill="auto"/>
-            <w:noWrap/>
-            <w:vAlign w:val="center"/>
-            <w:hideMark/>
-          </w:tcPr>
-          <w:p>
-            <w:pPr>
-              <w:jc w:val="center"/>
-              <w:rPr>
-                <w:rFonts w:ascii="Calibri" w:hAnsi="Calibri" w:cs="Calibri"/>
-                <w:color w:val="000000"/>
-                <w:sz w:val="22"/>
-                <w:szCs w:val="22"/>
-              </w:rPr>
-            </w:pPr>
-            <w:r>
-              <w:rPr>
-                <w:rFonts w:ascii="Calibri" w:hAnsi="Calibri" w:cs="Calibri"/>
-                <w:color w:val="000000"/>
-                <w:sz w:val="22"/>
-                <w:szCs w:val="22"/>
-              </w:rPr>
-              <w:t>8,3</w:t>
-            </w:r>
-            <w:r>
-              <w:rPr>
-                <w:rFonts w:ascii="Calibri" w:hAnsi="Calibri" w:cs="Calibri"/>
-                <w:color w:val="000000"/>
-                <w:sz w:val="22"/>
-                <w:szCs w:val="22"/>
-              </w:rPr>
-              <w:t> </w:t>
+            <w:noWrap/>
+            <w:hideMark/>
+          </w:tcPr>
+          <w:p>
+            <w:pPr>
+              <w:jc w:val="center"/>
+              <w:rPr>
+                <w:rFonts w:ascii="Calibri" w:hAnsi="Calibri" w:cs="Calibri"/>
+                <w:color w:val="000000"/>
+                <w:sz w:val="22"/>
+                <w:szCs w:val="22"/>
+              </w:rPr>
+            </w:pPr>
+            <w:r>
+              <w:t>57,65</w:t>
             </w:r>
           </w:p>
         </w:tc>
@@ -2624,38 +2253,21 @@
               <w:bottom w:val="nil"/>
               <w:right w:val="nil"/>
             </w:tcBorders>
-            <w:shd w:val="clear" w:color="auto" w:fill="auto"/>
-            <w:noWrap/>
-            <w:vAlign w:val="center"/>
-            <w:hideMark/>
-          </w:tcPr>
-          <w:p>
-            <w:pPr>
-              <w:jc w:val="center"/>
-              <w:rPr>
-                <w:rFonts w:ascii="Calibri" w:hAnsi="Calibri" w:cs="Calibri"/>
-                <w:color w:val="000000"/>
-                <w:sz w:val="22"/>
-                <w:szCs w:val="22"/>
-              </w:rPr>
-            </w:pPr>
-            <w:r>
-              <w:rPr>
-                <w:rFonts w:ascii="Calibri" w:hAnsi="Calibri" w:cs="Calibri"/>
-                <w:color w:val="000000"/>
-                <w:sz w:val="22"/>
-                <w:szCs w:val="22"/>
-              </w:rPr>
-              <w:t> </w:t>
-            </w:r>
-            <w:r>
-              <w:rPr>
-                <w:rFonts w:ascii="Calibri" w:hAnsi="Calibri" w:cs="Calibri"/>
-                <w:color w:val="000000"/>
-                <w:sz w:val="22"/>
-                <w:szCs w:val="22"/>
-              </w:rPr>
-              <w:t>17,5</w:t>
+            <w:noWrap/>
+            <w:hideMark/>
+          </w:tcPr>
+          <w:p>
+            <w:pPr>
+              <w:jc w:val="center"/>
+              <w:rPr>
+                <w:rFonts w:ascii="Calibri" w:hAnsi="Calibri" w:cs="Calibri"/>
+                <w:color w:val="000000"/>
+                <w:sz w:val="22"/>
+                <w:szCs w:val="22"/>
+              </w:rPr>
+            </w:pPr>
+            <w:r>
+              <w:t>111,70</w:t>
             </w:r>
           </w:p>
         </w:tc>
@@ -2668,29 +2280,21 @@
               <w:bottom w:val="nil"/>
               <w:right w:val="single" w:sz="8" w:space="0" w:color="auto"/>
             </w:tcBorders>
-            <w:shd w:val="clear" w:color="auto" w:fill="auto"/>
-            <w:noWrap/>
-            <w:vAlign w:val="center"/>
-            <w:hideMark/>
-          </w:tcPr>
-          <w:p>
-            <w:pPr>
-              <w:jc w:val="center"/>
-              <w:rPr>
-                <w:rFonts w:ascii="Calibri" w:hAnsi="Calibri" w:cs="Calibri"/>
-                <w:color w:val="000000"/>
-                <w:sz w:val="22"/>
-                <w:szCs w:val="22"/>
-              </w:rPr>
-            </w:pPr>
-            <w:r>
-              <w:rPr>
-                <w:rFonts w:ascii="Calibri" w:hAnsi="Calibri" w:cs="Calibri"/>
-                <w:color w:val="000000"/>
-                <w:sz w:val="22"/>
-                <w:szCs w:val="22"/>
-              </w:rPr>
-              <w:t>14,7</w:t>
+            <w:noWrap/>
+            <w:hideMark/>
+          </w:tcPr>
+          <w:p>
+            <w:pPr>
+              <w:jc w:val="center"/>
+              <w:rPr>
+                <w:rFonts w:ascii="Calibri" w:hAnsi="Calibri" w:cs="Calibri"/>
+                <w:color w:val="000000"/>
+                <w:sz w:val="22"/>
+                <w:szCs w:val="22"/>
+              </w:rPr>
+            </w:pPr>
+            <w:r>
+              <w:t>64,75</w:t>
             </w:r>
           </w:p>
         </w:tc>
@@ -2703,30 +2307,19 @@
               <w:bottom w:val="nil"/>
               <w:right w:val="single" w:sz="8" w:space="0" w:color="auto"/>
             </w:tcBorders>
-            <w:shd w:val="clear" w:color="auto" w:fill="auto"/>
-            <w:noWrap/>
-            <w:vAlign w:val="center"/>
-            <w:hideMark/>
-          </w:tcPr>
-          <w:p>
-            <w:pPr>
-              <w:jc w:val="center"/>
-              <w:rPr>
-                <w:rFonts w:ascii="Calibri" w:hAnsi="Calibri" w:cs="Calibri"/>
-                <w:color w:val="000000"/>
-                <w:sz w:val="22"/>
-                <w:szCs w:val="22"/>
-              </w:rPr>
-            </w:pPr>
-            <w:r>
-              <w:rPr>
-                <w:rFonts w:ascii="Calibri" w:hAnsi="Calibri" w:cs="Calibri"/>
-                <w:color w:val="000000"/>
-                <w:sz w:val="22"/>
-                <w:szCs w:val="22"/>
-              </w:rPr>
-              <w:t>8,2</w:t>
-            </w:r>
+            <w:noWrap/>
+            <w:hideMark/>
+          </w:tcPr>
+          <w:p>
+            <w:pPr>
+              <w:jc w:val="center"/>
+              <w:rPr>
+                <w:rFonts w:ascii="Calibri" w:hAnsi="Calibri" w:cs="Calibri"/>
+                <w:color w:val="000000"/>
+                <w:sz w:val="22"/>
+                <w:szCs w:val="22"/>
+              </w:rPr>
+            </w:pPr>
           </w:p>
         </w:tc>
         <w:tc>
@@ -2738,29 +2331,21 @@
               <w:bottom w:val="nil"/>
               <w:right w:val="single" w:sz="8" w:space="0" w:color="auto"/>
             </w:tcBorders>
-            <w:shd w:val="clear" w:color="auto" w:fill="auto"/>
-            <w:noWrap/>
-            <w:vAlign w:val="center"/>
-            <w:hideMark/>
-          </w:tcPr>
-          <w:p>
-            <w:pPr>
-              <w:jc w:val="center"/>
-              <w:rPr>
-                <w:rFonts w:ascii="Calibri" w:hAnsi="Calibri" w:cs="Calibri"/>
-                <w:color w:val="000000"/>
-                <w:sz w:val="22"/>
-                <w:szCs w:val="22"/>
-              </w:rPr>
-            </w:pPr>
-            <w:r>
-              <w:rPr>
-                <w:rFonts w:ascii="Calibri" w:hAnsi="Calibri" w:cs="Calibri"/>
-                <w:color w:val="000000"/>
-                <w:sz w:val="22"/>
-                <w:szCs w:val="22"/>
-              </w:rPr>
-              <w:t> </w:t>
+            <w:noWrap/>
+            <w:hideMark/>
+          </w:tcPr>
+          <w:p>
+            <w:pPr>
+              <w:jc w:val="center"/>
+              <w:rPr>
+                <w:rFonts w:ascii="Calibri" w:hAnsi="Calibri" w:cs="Calibri"/>
+                <w:color w:val="000000"/>
+                <w:sz w:val="22"/>
+                <w:szCs w:val="22"/>
+              </w:rPr>
+            </w:pPr>
+            <w:r>
+              <w:t>100,75</w:t>
             </w:r>
           </w:p>
         </w:tc>
@@ -2779,29 +2364,21 @@
               <w:bottom w:val="nil"/>
               <w:right w:val="nil"/>
             </w:tcBorders>
-            <w:shd w:val="clear" w:color="auto" w:fill="auto"/>
-            <w:noWrap/>
-            <w:vAlign w:val="center"/>
-            <w:hideMark/>
-          </w:tcPr>
-          <w:p>
-            <w:pPr>
-              <w:jc w:val="center"/>
-              <w:rPr>
-                <w:rFonts w:ascii="Calibri" w:hAnsi="Calibri" w:cs="Calibri"/>
-                <w:color w:val="000000"/>
-                <w:sz w:val="22"/>
-                <w:szCs w:val="22"/>
-              </w:rPr>
-            </w:pPr>
-            <w:r>
-              <w:rPr>
-                <w:rFonts w:ascii="Calibri" w:hAnsi="Calibri" w:cs="Calibri"/>
-                <w:color w:val="000000"/>
-                <w:sz w:val="22"/>
-                <w:szCs w:val="22"/>
-              </w:rPr>
-              <w:t> </w:t>
+            <w:noWrap/>
+            <w:hideMark/>
+          </w:tcPr>
+          <w:p>
+            <w:pPr>
+              <w:jc w:val="center"/>
+              <w:rPr>
+                <w:rFonts w:ascii="Calibri" w:hAnsi="Calibri" w:cs="Calibri"/>
+                <w:color w:val="000000"/>
+                <w:sz w:val="22"/>
+                <w:szCs w:val="22"/>
+              </w:rPr>
+            </w:pPr>
+            <w:r>
+              <w:t>93,67</w:t>
             </w:r>
           </w:p>
         </w:tc>
@@ -2814,29 +2391,21 @@
               <w:bottom w:val="nil"/>
               <w:right w:val="single" w:sz="8" w:space="0" w:color="auto"/>
             </w:tcBorders>
-            <w:shd w:val="clear" w:color="auto" w:fill="auto"/>
-            <w:noWrap/>
-            <w:vAlign w:val="center"/>
-            <w:hideMark/>
-          </w:tcPr>
-          <w:p>
-            <w:pPr>
-              <w:jc w:val="center"/>
-              <w:rPr>
-                <w:rFonts w:ascii="Calibri" w:hAnsi="Calibri" w:cs="Calibri"/>
-                <w:color w:val="000000"/>
-                <w:sz w:val="22"/>
-                <w:szCs w:val="22"/>
-              </w:rPr>
-            </w:pPr>
-            <w:r>
-              <w:rPr>
-                <w:rFonts w:ascii="Calibri" w:hAnsi="Calibri" w:cs="Calibri"/>
-                <w:color w:val="000000"/>
-                <w:sz w:val="22"/>
-                <w:szCs w:val="22"/>
-              </w:rPr>
-              <w:t>10,6</w:t>
+            <w:noWrap/>
+            <w:hideMark/>
+          </w:tcPr>
+          <w:p>
+            <w:pPr>
+              <w:jc w:val="center"/>
+              <w:rPr>
+                <w:rFonts w:ascii="Calibri" w:hAnsi="Calibri" w:cs="Calibri"/>
+                <w:color w:val="000000"/>
+                <w:sz w:val="22"/>
+                <w:szCs w:val="22"/>
+              </w:rPr>
+            </w:pPr>
+            <w:r>
+              <w:t>125,94</w:t>
             </w:r>
           </w:p>
         </w:tc>
@@ -2849,30 +2418,19 @@
               <w:bottom w:val="nil"/>
               <w:right w:val="single" w:sz="8" w:space="0" w:color="auto"/>
             </w:tcBorders>
-            <w:shd w:val="clear" w:color="auto" w:fill="auto"/>
-            <w:noWrap/>
-            <w:vAlign w:val="center"/>
-            <w:hideMark/>
-          </w:tcPr>
-          <w:p>
-            <w:pPr>
-              <w:jc w:val="center"/>
-              <w:rPr>
-                <w:rFonts w:ascii="Calibri" w:hAnsi="Calibri" w:cs="Calibri"/>
-                <w:color w:val="000000"/>
-                <w:sz w:val="22"/>
-                <w:szCs w:val="22"/>
-              </w:rPr>
-            </w:pPr>
-            <w:r>
-              <w:rPr>
-                <w:rFonts w:ascii="Calibri" w:hAnsi="Calibri" w:cs="Calibri"/>
-                <w:color w:val="000000"/>
-                <w:sz w:val="22"/>
-                <w:szCs w:val="22"/>
-              </w:rPr>
-              <w:t>6,7</w:t>
-            </w:r>
+            <w:noWrap/>
+            <w:hideMark/>
+          </w:tcPr>
+          <w:p>
+            <w:pPr>
+              <w:jc w:val="center"/>
+              <w:rPr>
+                <w:rFonts w:ascii="Calibri" w:hAnsi="Calibri" w:cs="Calibri"/>
+                <w:color w:val="000000"/>
+                <w:sz w:val="22"/>
+                <w:szCs w:val="22"/>
+              </w:rPr>
+            </w:pPr>
           </w:p>
         </w:tc>
         <w:tc>
@@ -2884,29 +2442,21 @@
               <w:bottom w:val="nil"/>
               <w:right w:val="single" w:sz="8" w:space="0" w:color="auto"/>
             </w:tcBorders>
-            <w:shd w:val="clear" w:color="auto" w:fill="auto"/>
-            <w:noWrap/>
-            <w:vAlign w:val="center"/>
-            <w:hideMark/>
-          </w:tcPr>
-          <w:p>
-            <w:pPr>
-              <w:jc w:val="center"/>
-              <w:rPr>
-                <w:rFonts w:ascii="Calibri" w:hAnsi="Calibri" w:cs="Calibri"/>
-                <w:color w:val="000000"/>
-                <w:sz w:val="22"/>
-                <w:szCs w:val="22"/>
-              </w:rPr>
-            </w:pPr>
-            <w:r>
-              <w:rPr>
-                <w:rFonts w:ascii="Calibri" w:hAnsi="Calibri" w:cs="Calibri"/>
-                <w:color w:val="000000"/>
-                <w:sz w:val="22"/>
-                <w:szCs w:val="22"/>
-              </w:rPr>
-              <w:t> </w:t>
+            <w:noWrap/>
+            <w:hideMark/>
+          </w:tcPr>
+          <w:p>
+            <w:pPr>
+              <w:jc w:val="center"/>
+              <w:rPr>
+                <w:rFonts w:ascii="Calibri" w:hAnsi="Calibri" w:cs="Calibri"/>
+                <w:color w:val="000000"/>
+                <w:sz w:val="22"/>
+                <w:szCs w:val="22"/>
+              </w:rPr>
+            </w:pPr>
+            <w:r>
+              <w:t>86,16</w:t>
             </w:r>
           </w:p>
         </w:tc>
@@ -2925,30 +2475,19 @@
               <w:bottom w:val="nil"/>
               <w:right w:val="nil"/>
             </w:tcBorders>
-            <w:shd w:val="clear" w:color="auto" w:fill="auto"/>
-            <w:noWrap/>
-            <w:vAlign w:val="center"/>
-            <w:hideMark/>
-          </w:tcPr>
-          <w:p>
-            <w:pPr>
-              <w:jc w:val="center"/>
-              <w:rPr>
-                <w:rFonts w:ascii="Calibri" w:hAnsi="Calibri" w:cs="Calibri"/>
-                <w:color w:val="000000"/>
-                <w:sz w:val="22"/>
-                <w:szCs w:val="22"/>
-              </w:rPr>
-            </w:pPr>
-            <w:r>
-              <w:rPr>
-                <w:rFonts w:ascii="Calibri" w:hAnsi="Calibri" w:cs="Calibri"/>
-                <w:color w:val="000000"/>
-                <w:sz w:val="22"/>
-                <w:szCs w:val="22"/>
-              </w:rPr>
-              <w:t> </w:t>
-            </w:r>
+            <w:noWrap/>
+            <w:hideMark/>
+          </w:tcPr>
+          <w:p>
+            <w:pPr>
+              <w:jc w:val="center"/>
+              <w:rPr>
+                <w:rFonts w:ascii="Calibri" w:hAnsi="Calibri" w:cs="Calibri"/>
+                <w:color w:val="000000"/>
+                <w:sz w:val="22"/>
+                <w:szCs w:val="22"/>
+              </w:rPr>
+            </w:pPr>
           </w:p>
         </w:tc>
         <w:tc>
@@ -2960,29 +2499,21 @@
               <w:bottom w:val="nil"/>
               <w:right w:val="single" w:sz="8" w:space="0" w:color="auto"/>
             </w:tcBorders>
-            <w:shd w:val="clear" w:color="auto" w:fill="auto"/>
-            <w:noWrap/>
-            <w:vAlign w:val="center"/>
-            <w:hideMark/>
-          </w:tcPr>
-          <w:p>
-            <w:pPr>
-              <w:jc w:val="center"/>
-              <w:rPr>
-                <w:rFonts w:ascii="Calibri" w:hAnsi="Calibri" w:cs="Calibri"/>
-                <w:color w:val="000000"/>
-                <w:sz w:val="22"/>
-                <w:szCs w:val="22"/>
-              </w:rPr>
-            </w:pPr>
-            <w:r>
-              <w:rPr>
-                <w:rFonts w:ascii="Calibri" w:hAnsi="Calibri" w:cs="Calibri"/>
-                <w:color w:val="000000"/>
-                <w:sz w:val="22"/>
-                <w:szCs w:val="22"/>
-              </w:rPr>
-              <w:t>11,9</w:t>
+            <w:noWrap/>
+            <w:hideMark/>
+          </w:tcPr>
+          <w:p>
+            <w:pPr>
+              <w:jc w:val="center"/>
+              <w:rPr>
+                <w:rFonts w:ascii="Calibri" w:hAnsi="Calibri" w:cs="Calibri"/>
+                <w:color w:val="000000"/>
+                <w:sz w:val="22"/>
+                <w:szCs w:val="22"/>
+              </w:rPr>
+            </w:pPr>
+            <w:r>
+              <w:t>69,41</w:t>
             </w:r>
           </w:p>
         </w:tc>
@@ -2995,30 +2526,19 @@
               <w:bottom w:val="nil"/>
               <w:right w:val="single" w:sz="8" w:space="0" w:color="auto"/>
             </w:tcBorders>
-            <w:shd w:val="clear" w:color="auto" w:fill="auto"/>
-            <w:noWrap/>
-            <w:vAlign w:val="center"/>
-            <w:hideMark/>
-          </w:tcPr>
-          <w:p>
-            <w:pPr>
-              <w:jc w:val="center"/>
-              <w:rPr>
-                <w:rFonts w:ascii="Calibri" w:hAnsi="Calibri" w:cs="Calibri"/>
-                <w:color w:val="000000"/>
-                <w:sz w:val="22"/>
-                <w:szCs w:val="22"/>
-              </w:rPr>
-            </w:pPr>
-            <w:r>
-              <w:rPr>
-                <w:rFonts w:ascii="Calibri" w:hAnsi="Calibri" w:cs="Calibri"/>
-                <w:color w:val="000000"/>
-                <w:sz w:val="22"/>
-                <w:szCs w:val="22"/>
-              </w:rPr>
-              <w:t>11,5</w:t>
-            </w:r>
+            <w:noWrap/>
+            <w:hideMark/>
+          </w:tcPr>
+          <w:p>
+            <w:pPr>
+              <w:jc w:val="center"/>
+              <w:rPr>
+                <w:rFonts w:ascii="Calibri" w:hAnsi="Calibri" w:cs="Calibri"/>
+                <w:color w:val="000000"/>
+                <w:sz w:val="22"/>
+                <w:szCs w:val="22"/>
+              </w:rPr>
+            </w:pPr>
           </w:p>
         </w:tc>
         <w:tc>
@@ -3030,29 +2550,21 @@
               <w:bottom w:val="nil"/>
               <w:right w:val="single" w:sz="8" w:space="0" w:color="auto"/>
             </w:tcBorders>
-            <w:shd w:val="clear" w:color="auto" w:fill="auto"/>
-            <w:noWrap/>
-            <w:vAlign w:val="center"/>
-            <w:hideMark/>
-          </w:tcPr>
-          <w:p>
-            <w:pPr>
-              <w:jc w:val="center"/>
-              <w:rPr>
-                <w:rFonts w:ascii="Calibri" w:hAnsi="Calibri" w:cs="Calibri"/>
-                <w:color w:val="000000"/>
-                <w:sz w:val="22"/>
-                <w:szCs w:val="22"/>
-              </w:rPr>
-            </w:pPr>
-            <w:r>
-              <w:rPr>
-                <w:rFonts w:ascii="Calibri" w:hAnsi="Calibri" w:cs="Calibri"/>
-                <w:color w:val="000000"/>
-                <w:sz w:val="22"/>
-                <w:szCs w:val="22"/>
-              </w:rPr>
-              <w:t> </w:t>
+            <w:noWrap/>
+            <w:hideMark/>
+          </w:tcPr>
+          <w:p>
+            <w:pPr>
+              <w:jc w:val="center"/>
+              <w:rPr>
+                <w:rFonts w:ascii="Calibri" w:hAnsi="Calibri" w:cs="Calibri"/>
+                <w:color w:val="000000"/>
+                <w:sz w:val="22"/>
+                <w:szCs w:val="22"/>
+              </w:rPr>
+            </w:pPr>
+            <w:r>
+              <w:t>74,79</w:t>
             </w:r>
           </w:p>
         </w:tc>
@@ -3071,30 +2583,19 @@
               <w:bottom w:val="single" w:sz="8" w:space="0" w:color="auto"/>
               <w:right w:val="nil"/>
             </w:tcBorders>
-            <w:shd w:val="clear" w:color="auto" w:fill="auto"/>
-            <w:noWrap/>
-            <w:vAlign w:val="center"/>
-            <w:hideMark/>
-          </w:tcPr>
-          <w:p>
-            <w:pPr>
-              <w:jc w:val="center"/>
-              <w:rPr>
-                <w:rFonts w:ascii="Calibri" w:hAnsi="Calibri" w:cs="Calibri"/>
-                <w:color w:val="000000"/>
-                <w:sz w:val="22"/>
-                <w:szCs w:val="22"/>
-              </w:rPr>
-            </w:pPr>
-            <w:r>
-              <w:rPr>
-                <w:rFonts w:ascii="Calibri" w:hAnsi="Calibri" w:cs="Calibri"/>
-                <w:color w:val="000000"/>
-                <w:sz w:val="22"/>
-                <w:szCs w:val="22"/>
-              </w:rPr>
-              <w:t> </w:t>
-            </w:r>
+            <w:noWrap/>
+            <w:hideMark/>
+          </w:tcPr>
+          <w:p>
+            <w:pPr>
+              <w:jc w:val="center"/>
+              <w:rPr>
+                <w:rFonts w:ascii="Calibri" w:hAnsi="Calibri" w:cs="Calibri"/>
+                <w:color w:val="000000"/>
+                <w:sz w:val="22"/>
+                <w:szCs w:val="22"/>
+              </w:rPr>
+            </w:pPr>
           </w:p>
         </w:tc>
         <w:tc>
@@ -3106,29 +2607,21 @@
               <w:bottom w:val="single" w:sz="8" w:space="0" w:color="auto"/>
               <w:right w:val="single" w:sz="8" w:space="0" w:color="auto"/>
             </w:tcBorders>
-            <w:shd w:val="clear" w:color="auto" w:fill="auto"/>
-            <w:noWrap/>
-            <w:vAlign w:val="center"/>
-            <w:hideMark/>
-          </w:tcPr>
-          <w:p>
-            <w:pPr>
-              <w:jc w:val="center"/>
-              <w:rPr>
-                <w:rFonts w:ascii="Calibri" w:hAnsi="Calibri" w:cs="Calibri"/>
-                <w:color w:val="000000"/>
-                <w:sz w:val="22"/>
-                <w:szCs w:val="22"/>
-              </w:rPr>
-            </w:pPr>
-            <w:r>
-              <w:rPr>
-                <w:rFonts w:ascii="Calibri" w:hAnsi="Calibri" w:cs="Calibri"/>
-                <w:color w:val="000000"/>
-                <w:sz w:val="22"/>
-                <w:szCs w:val="22"/>
-              </w:rPr>
-              <w:t>14,2</w:t>
+            <w:noWrap/>
+            <w:hideMark/>
+          </w:tcPr>
+          <w:p>
+            <w:pPr>
+              <w:jc w:val="center"/>
+              <w:rPr>
+                <w:rFonts w:ascii="Calibri" w:hAnsi="Calibri" w:cs="Calibri"/>
+                <w:color w:val="000000"/>
+                <w:sz w:val="22"/>
+                <w:szCs w:val="22"/>
+              </w:rPr>
+            </w:pPr>
+            <w:r>
+              <w:t>72,14</w:t>
             </w:r>
           </w:p>
         </w:tc>
@@ -3141,30 +2634,19 @@
               <w:bottom w:val="single" w:sz="8" w:space="0" w:color="auto"/>
               <w:right w:val="single" w:sz="8" w:space="0" w:color="auto"/>
             </w:tcBorders>
-            <w:shd w:val="clear" w:color="auto" w:fill="auto"/>
-            <w:noWrap/>
-            <w:vAlign w:val="center"/>
-            <w:hideMark/>
-          </w:tcPr>
-          <w:p>
-            <w:pPr>
-              <w:jc w:val="center"/>
-              <w:rPr>
-                <w:rFonts w:ascii="Calibri" w:hAnsi="Calibri" w:cs="Calibri"/>
-                <w:color w:val="000000"/>
-                <w:sz w:val="22"/>
-                <w:szCs w:val="22"/>
-              </w:rPr>
-            </w:pPr>
-            <w:r>
-              <w:rPr>
-                <w:rFonts w:ascii="Calibri" w:hAnsi="Calibri" w:cs="Calibri"/>
-                <w:color w:val="000000"/>
-                <w:sz w:val="22"/>
-                <w:szCs w:val="22"/>
-              </w:rPr>
-              <w:t>12,0</w:t>
-            </w:r>
+            <w:noWrap/>
+            <w:hideMark/>
+          </w:tcPr>
+          <w:p>
+            <w:pPr>
+              <w:jc w:val="center"/>
+              <w:rPr>
+                <w:rFonts w:ascii="Calibri" w:hAnsi="Calibri" w:cs="Calibri"/>
+                <w:color w:val="000000"/>
+                <w:sz w:val="22"/>
+                <w:szCs w:val="22"/>
+              </w:rPr>
+            </w:pPr>
           </w:p>
         </w:tc>
         <w:tc>
@@ -3176,29 +2658,21 @@
               <w:bottom w:val="single" w:sz="8" w:space="0" w:color="auto"/>
               <w:right w:val="single" w:sz="8" w:space="0" w:color="auto"/>
             </w:tcBorders>
-            <w:shd w:val="clear" w:color="auto" w:fill="auto"/>
-            <w:noWrap/>
-            <w:vAlign w:val="center"/>
-            <w:hideMark/>
-          </w:tcPr>
-          <w:p>
-            <w:pPr>
-              <w:jc w:val="center"/>
-              <w:rPr>
-                <w:rFonts w:ascii="Calibri" w:hAnsi="Calibri" w:cs="Calibri"/>
-                <w:color w:val="000000"/>
-                <w:sz w:val="22"/>
-                <w:szCs w:val="22"/>
-              </w:rPr>
-            </w:pPr>
-            <w:r>
-              <w:rPr>
-                <w:rFonts w:ascii="Calibri" w:hAnsi="Calibri" w:cs="Calibri"/>
-                <w:color w:val="000000"/>
-                <w:sz w:val="22"/>
-                <w:szCs w:val="22"/>
-              </w:rPr>
-              <w:t> </w:t>
+            <w:noWrap/>
+            <w:hideMark/>
+          </w:tcPr>
+          <w:p>
+            <w:pPr>
+              <w:jc w:val="center"/>
+              <w:rPr>
+                <w:rFonts w:ascii="Calibri" w:hAnsi="Calibri" w:cs="Calibri"/>
+                <w:color w:val="000000"/>
+                <w:sz w:val="22"/>
+                <w:szCs w:val="22"/>
+              </w:rPr>
+            </w:pPr>
+            <w:r>
+              <w:t>69,59</w:t>
             </w:r>
           </w:p>
         </w:tc>

--- a/exerc/lista08.docx
+++ b/exerc/lista08.docx
@@ -751,9 +751,11 @@
       <w:r>
         <w:t xml:space="preserve"> seja rejeitada, utilize o teste de </w:t>
       </w:r>
+      <w:proofErr w:type="spellStart"/>
       <w:r>
         <w:t>Tukey</w:t>
       </w:r>
+      <w:proofErr w:type="spellEnd"/>
       <w:r>
         <w:t xml:space="preserve"> para verificar quais médias diferem-se significativamente entre si</w:t>
       </w:r>
@@ -1000,19 +1002,23 @@
               <w:right w:val="nil"/>
             </w:tcBorders>
             <w:noWrap/>
-            <w:hideMark/>
-          </w:tcPr>
-          <w:p>
-            <w:pPr>
-              <w:jc w:val="center"/>
-              <w:rPr>
-                <w:rFonts w:ascii="Calibri" w:hAnsi="Calibri" w:cs="Calibri"/>
-                <w:color w:val="000000"/>
-                <w:sz w:val="22"/>
-                <w:szCs w:val="22"/>
-              </w:rPr>
-            </w:pPr>
-            <w:r>
+            <w:vAlign w:val="center"/>
+            <w:hideMark/>
+          </w:tcPr>
+          <w:p>
+            <w:pPr>
+              <w:jc w:val="center"/>
+              <w:rPr>
+                <w:rFonts w:ascii="Calibri" w:hAnsi="Calibri" w:cs="Calibri"/>
+                <w:color w:val="000000"/>
+                <w:sz w:val="22"/>
+                <w:szCs w:val="22"/>
+              </w:rPr>
+            </w:pPr>
+            <w:r>
+              <w:rPr>
+                <w:color w:val="000000"/>
+              </w:rPr>
               <w:t>79,76</w:t>
             </w:r>
           </w:p>
@@ -1027,19 +1033,23 @@
               <w:right w:val="single" w:sz="8" w:space="0" w:color="auto"/>
             </w:tcBorders>
             <w:noWrap/>
-            <w:hideMark/>
-          </w:tcPr>
-          <w:p>
-            <w:pPr>
-              <w:jc w:val="center"/>
-              <w:rPr>
-                <w:rFonts w:ascii="Calibri" w:hAnsi="Calibri" w:cs="Calibri"/>
-                <w:color w:val="000000"/>
-                <w:sz w:val="22"/>
-                <w:szCs w:val="22"/>
-              </w:rPr>
-            </w:pPr>
-            <w:r>
+            <w:vAlign w:val="center"/>
+            <w:hideMark/>
+          </w:tcPr>
+          <w:p>
+            <w:pPr>
+              <w:jc w:val="center"/>
+              <w:rPr>
+                <w:rFonts w:ascii="Calibri" w:hAnsi="Calibri" w:cs="Calibri"/>
+                <w:color w:val="000000"/>
+                <w:sz w:val="22"/>
+                <w:szCs w:val="22"/>
+              </w:rPr>
+            </w:pPr>
+            <w:r>
+              <w:rPr>
+                <w:color w:val="000000"/>
+              </w:rPr>
               <w:t>132,95</w:t>
             </w:r>
           </w:p>
@@ -1054,19 +1064,23 @@
               <w:right w:val="single" w:sz="8" w:space="0" w:color="auto"/>
             </w:tcBorders>
             <w:noWrap/>
-            <w:hideMark/>
-          </w:tcPr>
-          <w:p>
-            <w:pPr>
-              <w:jc w:val="center"/>
-              <w:rPr>
-                <w:rFonts w:ascii="Calibri" w:hAnsi="Calibri" w:cs="Calibri"/>
-                <w:color w:val="000000"/>
-                <w:sz w:val="22"/>
-                <w:szCs w:val="22"/>
-              </w:rPr>
-            </w:pPr>
-            <w:r>
+            <w:vAlign w:val="center"/>
+            <w:hideMark/>
+          </w:tcPr>
+          <w:p>
+            <w:pPr>
+              <w:jc w:val="center"/>
+              <w:rPr>
+                <w:rFonts w:ascii="Calibri" w:hAnsi="Calibri" w:cs="Calibri"/>
+                <w:color w:val="000000"/>
+                <w:sz w:val="22"/>
+                <w:szCs w:val="22"/>
+              </w:rPr>
+            </w:pPr>
+            <w:r>
+              <w:rPr>
+                <w:color w:val="000000"/>
+              </w:rPr>
               <w:t>71,34</w:t>
             </w:r>
           </w:p>
@@ -1081,19 +1095,23 @@
               <w:right w:val="single" w:sz="8" w:space="0" w:color="auto"/>
             </w:tcBorders>
             <w:noWrap/>
-            <w:hideMark/>
-          </w:tcPr>
-          <w:p>
-            <w:pPr>
-              <w:jc w:val="center"/>
-              <w:rPr>
-                <w:rFonts w:ascii="Calibri" w:hAnsi="Calibri" w:cs="Calibri"/>
-                <w:color w:val="000000"/>
-                <w:sz w:val="22"/>
-                <w:szCs w:val="22"/>
-              </w:rPr>
-            </w:pPr>
-            <w:r>
+            <w:vAlign w:val="center"/>
+            <w:hideMark/>
+          </w:tcPr>
+          <w:p>
+            <w:pPr>
+              <w:jc w:val="center"/>
+              <w:rPr>
+                <w:rFonts w:ascii="Calibri" w:hAnsi="Calibri" w:cs="Calibri"/>
+                <w:color w:val="000000"/>
+                <w:sz w:val="22"/>
+                <w:szCs w:val="22"/>
+              </w:rPr>
+            </w:pPr>
+            <w:r>
+              <w:rPr>
+                <w:color w:val="000000"/>
+              </w:rPr>
               <w:t>92,27</w:t>
             </w:r>
           </w:p>
@@ -1114,20 +1132,24 @@
               <w:right w:val="nil"/>
             </w:tcBorders>
             <w:noWrap/>
-            <w:hideMark/>
-          </w:tcPr>
-          <w:p>
-            <w:pPr>
-              <w:jc w:val="center"/>
-              <w:rPr>
-                <w:rFonts w:ascii="Calibri" w:hAnsi="Calibri" w:cs="Calibri"/>
-                <w:color w:val="000000"/>
-                <w:sz w:val="22"/>
-                <w:szCs w:val="22"/>
-              </w:rPr>
-            </w:pPr>
-            <w:r>
-              <w:t>140,68</w:t>
+            <w:vAlign w:val="center"/>
+            <w:hideMark/>
+          </w:tcPr>
+          <w:p>
+            <w:pPr>
+              <w:jc w:val="center"/>
+              <w:rPr>
+                <w:rFonts w:ascii="Calibri" w:hAnsi="Calibri" w:cs="Calibri"/>
+                <w:color w:val="000000"/>
+                <w:sz w:val="22"/>
+                <w:szCs w:val="22"/>
+              </w:rPr>
+            </w:pPr>
+            <w:r>
+              <w:rPr>
+                <w:color w:val="000000"/>
+              </w:rPr>
+              <w:t>110,68</w:t>
             </w:r>
           </w:p>
         </w:tc>
@@ -1141,19 +1163,23 @@
               <w:right w:val="single" w:sz="8" w:space="0" w:color="auto"/>
             </w:tcBorders>
             <w:noWrap/>
-            <w:hideMark/>
-          </w:tcPr>
-          <w:p>
-            <w:pPr>
-              <w:jc w:val="center"/>
-              <w:rPr>
-                <w:rFonts w:ascii="Calibri" w:hAnsi="Calibri" w:cs="Calibri"/>
-                <w:color w:val="000000"/>
-                <w:sz w:val="22"/>
-                <w:szCs w:val="22"/>
-              </w:rPr>
-            </w:pPr>
-            <w:r>
+            <w:vAlign w:val="center"/>
+            <w:hideMark/>
+          </w:tcPr>
+          <w:p>
+            <w:pPr>
+              <w:jc w:val="center"/>
+              <w:rPr>
+                <w:rFonts w:ascii="Calibri" w:hAnsi="Calibri" w:cs="Calibri"/>
+                <w:color w:val="000000"/>
+                <w:sz w:val="22"/>
+                <w:szCs w:val="22"/>
+              </w:rPr>
+            </w:pPr>
+            <w:r>
+              <w:rPr>
+                <w:color w:val="000000"/>
+              </w:rPr>
               <w:t>64,62</w:t>
             </w:r>
           </w:p>
@@ -1168,19 +1194,23 @@
               <w:right w:val="single" w:sz="8" w:space="0" w:color="auto"/>
             </w:tcBorders>
             <w:noWrap/>
-            <w:hideMark/>
-          </w:tcPr>
-          <w:p>
-            <w:pPr>
-              <w:jc w:val="center"/>
-              <w:rPr>
-                <w:rFonts w:ascii="Calibri" w:hAnsi="Calibri" w:cs="Calibri"/>
-                <w:color w:val="000000"/>
-                <w:sz w:val="22"/>
-                <w:szCs w:val="22"/>
-              </w:rPr>
-            </w:pPr>
-            <w:r>
+            <w:vAlign w:val="center"/>
+            <w:hideMark/>
+          </w:tcPr>
+          <w:p>
+            <w:pPr>
+              <w:jc w:val="center"/>
+              <w:rPr>
+                <w:rFonts w:ascii="Calibri" w:hAnsi="Calibri" w:cs="Calibri"/>
+                <w:color w:val="000000"/>
+                <w:sz w:val="22"/>
+                <w:szCs w:val="22"/>
+              </w:rPr>
+            </w:pPr>
+            <w:r>
+              <w:rPr>
+                <w:color w:val="000000"/>
+              </w:rPr>
               <w:t>50,91</w:t>
             </w:r>
           </w:p>
@@ -1195,19 +1225,23 @@
               <w:right w:val="single" w:sz="8" w:space="0" w:color="auto"/>
             </w:tcBorders>
             <w:noWrap/>
-            <w:hideMark/>
-          </w:tcPr>
-          <w:p>
-            <w:pPr>
-              <w:jc w:val="center"/>
-              <w:rPr>
-                <w:rFonts w:ascii="Calibri" w:hAnsi="Calibri" w:cs="Calibri"/>
-                <w:color w:val="000000"/>
-                <w:sz w:val="22"/>
-                <w:szCs w:val="22"/>
-              </w:rPr>
-            </w:pPr>
-            <w:r>
+            <w:vAlign w:val="center"/>
+            <w:hideMark/>
+          </w:tcPr>
+          <w:p>
+            <w:pPr>
+              <w:jc w:val="center"/>
+              <w:rPr>
+                <w:rFonts w:ascii="Calibri" w:hAnsi="Calibri" w:cs="Calibri"/>
+                <w:color w:val="000000"/>
+                <w:sz w:val="22"/>
+                <w:szCs w:val="22"/>
+              </w:rPr>
+            </w:pPr>
+            <w:r>
+              <w:rPr>
+                <w:color w:val="000000"/>
+              </w:rPr>
               <w:t>53,96</w:t>
             </w:r>
           </w:p>
@@ -1228,19 +1262,23 @@
               <w:right w:val="nil"/>
             </w:tcBorders>
             <w:noWrap/>
-            <w:hideMark/>
-          </w:tcPr>
-          <w:p>
-            <w:pPr>
-              <w:jc w:val="center"/>
-              <w:rPr>
-                <w:rFonts w:ascii="Calibri" w:hAnsi="Calibri" w:cs="Calibri"/>
-                <w:color w:val="000000"/>
-                <w:sz w:val="22"/>
-                <w:szCs w:val="22"/>
-              </w:rPr>
-            </w:pPr>
-            <w:r>
+            <w:vAlign w:val="center"/>
+            <w:hideMark/>
+          </w:tcPr>
+          <w:p>
+            <w:pPr>
+              <w:jc w:val="center"/>
+              <w:rPr>
+                <w:rFonts w:ascii="Calibri" w:hAnsi="Calibri" w:cs="Calibri"/>
+                <w:color w:val="000000"/>
+                <w:sz w:val="22"/>
+                <w:szCs w:val="22"/>
+              </w:rPr>
+            </w:pPr>
+            <w:r>
+              <w:rPr>
+                <w:color w:val="000000"/>
+              </w:rPr>
               <w:t>79,72</w:t>
             </w:r>
           </w:p>
@@ -1255,19 +1293,23 @@
               <w:right w:val="single" w:sz="8" w:space="0" w:color="auto"/>
             </w:tcBorders>
             <w:noWrap/>
-            <w:hideMark/>
-          </w:tcPr>
-          <w:p>
-            <w:pPr>
-              <w:jc w:val="center"/>
-              <w:rPr>
-                <w:rFonts w:ascii="Calibri" w:hAnsi="Calibri" w:cs="Calibri"/>
-                <w:color w:val="000000"/>
-                <w:sz w:val="22"/>
-                <w:szCs w:val="22"/>
-              </w:rPr>
-            </w:pPr>
-            <w:r>
+            <w:vAlign w:val="center"/>
+            <w:hideMark/>
+          </w:tcPr>
+          <w:p>
+            <w:pPr>
+              <w:jc w:val="center"/>
+              <w:rPr>
+                <w:rFonts w:ascii="Calibri" w:hAnsi="Calibri" w:cs="Calibri"/>
+                <w:color w:val="000000"/>
+                <w:sz w:val="22"/>
+                <w:szCs w:val="22"/>
+              </w:rPr>
+            </w:pPr>
+            <w:r>
+              <w:rPr>
+                <w:color w:val="000000"/>
+              </w:rPr>
               <w:t>124,02</w:t>
             </w:r>
           </w:p>
@@ -1282,19 +1324,23 @@
               <w:right w:val="single" w:sz="8" w:space="0" w:color="auto"/>
             </w:tcBorders>
             <w:noWrap/>
-            <w:hideMark/>
-          </w:tcPr>
-          <w:p>
-            <w:pPr>
-              <w:jc w:val="center"/>
-              <w:rPr>
-                <w:rFonts w:ascii="Calibri" w:hAnsi="Calibri" w:cs="Calibri"/>
-                <w:color w:val="000000"/>
-                <w:sz w:val="22"/>
-                <w:szCs w:val="22"/>
-              </w:rPr>
-            </w:pPr>
-            <w:r>
+            <w:vAlign w:val="center"/>
+            <w:hideMark/>
+          </w:tcPr>
+          <w:p>
+            <w:pPr>
+              <w:jc w:val="center"/>
+              <w:rPr>
+                <w:rFonts w:ascii="Calibri" w:hAnsi="Calibri" w:cs="Calibri"/>
+                <w:color w:val="000000"/>
+                <w:sz w:val="22"/>
+                <w:szCs w:val="22"/>
+              </w:rPr>
+            </w:pPr>
+            <w:r>
+              <w:rPr>
+                <w:color w:val="000000"/>
+              </w:rPr>
               <w:t>63,83</w:t>
             </w:r>
           </w:p>
@@ -1309,19 +1355,23 @@
               <w:right w:val="single" w:sz="8" w:space="0" w:color="auto"/>
             </w:tcBorders>
             <w:noWrap/>
-            <w:hideMark/>
-          </w:tcPr>
-          <w:p>
-            <w:pPr>
-              <w:jc w:val="center"/>
-              <w:rPr>
-                <w:rFonts w:ascii="Calibri" w:hAnsi="Calibri" w:cs="Calibri"/>
-                <w:color w:val="000000"/>
-                <w:sz w:val="22"/>
-                <w:szCs w:val="22"/>
-              </w:rPr>
-            </w:pPr>
-            <w:r>
+            <w:vAlign w:val="center"/>
+            <w:hideMark/>
+          </w:tcPr>
+          <w:p>
+            <w:pPr>
+              <w:jc w:val="center"/>
+              <w:rPr>
+                <w:rFonts w:ascii="Calibri" w:hAnsi="Calibri" w:cs="Calibri"/>
+                <w:color w:val="000000"/>
+                <w:sz w:val="22"/>
+                <w:szCs w:val="22"/>
+              </w:rPr>
+            </w:pPr>
+            <w:r>
+              <w:rPr>
+                <w:color w:val="000000"/>
+              </w:rPr>
               <w:t>101,87</w:t>
             </w:r>
           </w:p>
@@ -1342,19 +1392,23 @@
               <w:right w:val="nil"/>
             </w:tcBorders>
             <w:noWrap/>
-            <w:hideMark/>
-          </w:tcPr>
-          <w:p>
-            <w:pPr>
-              <w:jc w:val="center"/>
-              <w:rPr>
-                <w:rFonts w:ascii="Calibri" w:hAnsi="Calibri" w:cs="Calibri"/>
-                <w:color w:val="000000"/>
-                <w:sz w:val="22"/>
-                <w:szCs w:val="22"/>
-              </w:rPr>
-            </w:pPr>
-            <w:r>
+            <w:vAlign w:val="center"/>
+            <w:hideMark/>
+          </w:tcPr>
+          <w:p>
+            <w:pPr>
+              <w:jc w:val="center"/>
+              <w:rPr>
+                <w:rFonts w:ascii="Calibri" w:hAnsi="Calibri" w:cs="Calibri"/>
+                <w:color w:val="000000"/>
+                <w:sz w:val="22"/>
+                <w:szCs w:val="22"/>
+              </w:rPr>
+            </w:pPr>
+            <w:r>
+              <w:rPr>
+                <w:color w:val="000000"/>
+              </w:rPr>
               <w:t>75,91</w:t>
             </w:r>
           </w:p>
@@ -1369,19 +1423,23 @@
               <w:right w:val="single" w:sz="8" w:space="0" w:color="auto"/>
             </w:tcBorders>
             <w:noWrap/>
-            <w:hideMark/>
-          </w:tcPr>
-          <w:p>
-            <w:pPr>
-              <w:jc w:val="center"/>
-              <w:rPr>
-                <w:rFonts w:ascii="Calibri" w:hAnsi="Calibri" w:cs="Calibri"/>
-                <w:color w:val="000000"/>
-                <w:sz w:val="22"/>
-                <w:szCs w:val="22"/>
-              </w:rPr>
-            </w:pPr>
-            <w:r>
+            <w:vAlign w:val="center"/>
+            <w:hideMark/>
+          </w:tcPr>
+          <w:p>
+            <w:pPr>
+              <w:jc w:val="center"/>
+              <w:rPr>
+                <w:rFonts w:ascii="Calibri" w:hAnsi="Calibri" w:cs="Calibri"/>
+                <w:color w:val="000000"/>
+                <w:sz w:val="22"/>
+                <w:szCs w:val="22"/>
+              </w:rPr>
+            </w:pPr>
+            <w:r>
+              <w:rPr>
+                <w:color w:val="000000"/>
+              </w:rPr>
               <w:t>96,84</w:t>
             </w:r>
           </w:p>
@@ -1396,19 +1454,23 @@
               <w:right w:val="single" w:sz="8" w:space="0" w:color="auto"/>
             </w:tcBorders>
             <w:noWrap/>
-            <w:hideMark/>
-          </w:tcPr>
-          <w:p>
-            <w:pPr>
-              <w:jc w:val="center"/>
-              <w:rPr>
-                <w:rFonts w:ascii="Calibri" w:hAnsi="Calibri" w:cs="Calibri"/>
-                <w:color w:val="000000"/>
-                <w:sz w:val="22"/>
-                <w:szCs w:val="22"/>
-              </w:rPr>
-            </w:pPr>
-            <w:r>
+            <w:vAlign w:val="center"/>
+            <w:hideMark/>
+          </w:tcPr>
+          <w:p>
+            <w:pPr>
+              <w:jc w:val="center"/>
+              <w:rPr>
+                <w:rFonts w:ascii="Calibri" w:hAnsi="Calibri" w:cs="Calibri"/>
+                <w:color w:val="000000"/>
+                <w:sz w:val="22"/>
+                <w:szCs w:val="22"/>
+              </w:rPr>
+            </w:pPr>
+            <w:r>
+              <w:rPr>
+                <w:color w:val="000000"/>
+              </w:rPr>
               <w:t>75,28</w:t>
             </w:r>
           </w:p>
@@ -1423,20 +1485,24 @@
               <w:right w:val="single" w:sz="8" w:space="0" w:color="auto"/>
             </w:tcBorders>
             <w:noWrap/>
-            <w:hideMark/>
-          </w:tcPr>
-          <w:p>
-            <w:pPr>
-              <w:jc w:val="center"/>
-              <w:rPr>
-                <w:rFonts w:ascii="Calibri" w:hAnsi="Calibri" w:cs="Calibri"/>
-                <w:color w:val="000000"/>
-                <w:sz w:val="22"/>
-                <w:szCs w:val="22"/>
-              </w:rPr>
-            </w:pPr>
-            <w:r>
-              <w:t>76,70</w:t>
+            <w:vAlign w:val="center"/>
+            <w:hideMark/>
+          </w:tcPr>
+          <w:p>
+            <w:pPr>
+              <w:jc w:val="center"/>
+              <w:rPr>
+                <w:rFonts w:ascii="Calibri" w:hAnsi="Calibri" w:cs="Calibri"/>
+                <w:color w:val="000000"/>
+                <w:sz w:val="22"/>
+                <w:szCs w:val="22"/>
+              </w:rPr>
+            </w:pPr>
+            <w:r>
+              <w:rPr>
+                <w:color w:val="000000"/>
+              </w:rPr>
+              <w:t>76,7</w:t>
             </w:r>
           </w:p>
         </w:tc>
@@ -1456,19 +1522,23 @@
               <w:right w:val="nil"/>
             </w:tcBorders>
             <w:noWrap/>
-            <w:hideMark/>
-          </w:tcPr>
-          <w:p>
-            <w:pPr>
-              <w:jc w:val="center"/>
-              <w:rPr>
-                <w:rFonts w:ascii="Calibri" w:hAnsi="Calibri" w:cs="Calibri"/>
-                <w:color w:val="000000"/>
-                <w:sz w:val="22"/>
-                <w:szCs w:val="22"/>
-              </w:rPr>
-            </w:pPr>
-            <w:r>
+            <w:vAlign w:val="center"/>
+            <w:hideMark/>
+          </w:tcPr>
+          <w:p>
+            <w:pPr>
+              <w:jc w:val="center"/>
+              <w:rPr>
+                <w:rFonts w:ascii="Calibri" w:hAnsi="Calibri" w:cs="Calibri"/>
+                <w:color w:val="000000"/>
+                <w:sz w:val="22"/>
+                <w:szCs w:val="22"/>
+              </w:rPr>
+            </w:pPr>
+            <w:r>
+              <w:rPr>
+                <w:color w:val="000000"/>
+              </w:rPr>
               <w:t>76,99</w:t>
             </w:r>
           </w:p>
@@ -1483,19 +1553,23 @@
               <w:right w:val="single" w:sz="8" w:space="0" w:color="auto"/>
             </w:tcBorders>
             <w:noWrap/>
-            <w:hideMark/>
-          </w:tcPr>
-          <w:p>
-            <w:pPr>
-              <w:jc w:val="center"/>
-              <w:rPr>
-                <w:rFonts w:ascii="Calibri" w:hAnsi="Calibri" w:cs="Calibri"/>
-                <w:color w:val="000000"/>
-                <w:sz w:val="22"/>
-                <w:szCs w:val="22"/>
-              </w:rPr>
-            </w:pPr>
-            <w:r>
+            <w:vAlign w:val="center"/>
+            <w:hideMark/>
+          </w:tcPr>
+          <w:p>
+            <w:pPr>
+              <w:jc w:val="center"/>
+              <w:rPr>
+                <w:rFonts w:ascii="Calibri" w:hAnsi="Calibri" w:cs="Calibri"/>
+                <w:color w:val="000000"/>
+                <w:sz w:val="22"/>
+                <w:szCs w:val="22"/>
+              </w:rPr>
+            </w:pPr>
+            <w:r>
+              <w:rPr>
+                <w:color w:val="000000"/>
+              </w:rPr>
               <w:t>72,35</w:t>
             </w:r>
           </w:p>
@@ -1510,19 +1584,23 @@
               <w:right w:val="single" w:sz="8" w:space="0" w:color="auto"/>
             </w:tcBorders>
             <w:noWrap/>
-            <w:hideMark/>
-          </w:tcPr>
-          <w:p>
-            <w:pPr>
-              <w:jc w:val="center"/>
-              <w:rPr>
-                <w:rFonts w:ascii="Calibri" w:hAnsi="Calibri" w:cs="Calibri"/>
-                <w:color w:val="000000"/>
-                <w:sz w:val="22"/>
-                <w:szCs w:val="22"/>
-              </w:rPr>
-            </w:pPr>
-            <w:r>
+            <w:vAlign w:val="center"/>
+            <w:hideMark/>
+          </w:tcPr>
+          <w:p>
+            <w:pPr>
+              <w:jc w:val="center"/>
+              <w:rPr>
+                <w:rFonts w:ascii="Calibri" w:hAnsi="Calibri" w:cs="Calibri"/>
+                <w:color w:val="000000"/>
+                <w:sz w:val="22"/>
+                <w:szCs w:val="22"/>
+              </w:rPr>
+            </w:pPr>
+            <w:r>
+              <w:rPr>
+                <w:color w:val="000000"/>
+              </w:rPr>
               <w:t>65,39</w:t>
             </w:r>
           </w:p>
@@ -1537,20 +1615,24 @@
               <w:right w:val="single" w:sz="8" w:space="0" w:color="auto"/>
             </w:tcBorders>
             <w:noWrap/>
-            <w:hideMark/>
-          </w:tcPr>
-          <w:p>
-            <w:pPr>
-              <w:jc w:val="center"/>
-              <w:rPr>
-                <w:rFonts w:ascii="Calibri" w:hAnsi="Calibri" w:cs="Calibri"/>
-                <w:color w:val="000000"/>
-                <w:sz w:val="22"/>
-                <w:szCs w:val="22"/>
-              </w:rPr>
-            </w:pPr>
-            <w:r>
-              <w:t>92,70</w:t>
+            <w:vAlign w:val="center"/>
+            <w:hideMark/>
+          </w:tcPr>
+          <w:p>
+            <w:pPr>
+              <w:jc w:val="center"/>
+              <w:rPr>
+                <w:rFonts w:ascii="Calibri" w:hAnsi="Calibri" w:cs="Calibri"/>
+                <w:color w:val="000000"/>
+                <w:sz w:val="22"/>
+                <w:szCs w:val="22"/>
+              </w:rPr>
+            </w:pPr>
+            <w:r>
+              <w:rPr>
+                <w:color w:val="000000"/>
+              </w:rPr>
+              <w:t>92,7</w:t>
             </w:r>
           </w:p>
         </w:tc>
@@ -1570,19 +1652,23 @@
               <w:right w:val="nil"/>
             </w:tcBorders>
             <w:noWrap/>
-            <w:hideMark/>
-          </w:tcPr>
-          <w:p>
-            <w:pPr>
-              <w:jc w:val="center"/>
-              <w:rPr>
-                <w:rFonts w:ascii="Calibri" w:hAnsi="Calibri" w:cs="Calibri"/>
-                <w:color w:val="000000"/>
-                <w:sz w:val="22"/>
-                <w:szCs w:val="22"/>
-              </w:rPr>
-            </w:pPr>
-            <w:r>
+            <w:vAlign w:val="center"/>
+            <w:hideMark/>
+          </w:tcPr>
+          <w:p>
+            <w:pPr>
+              <w:jc w:val="center"/>
+              <w:rPr>
+                <w:rFonts w:ascii="Calibri" w:hAnsi="Calibri" w:cs="Calibri"/>
+                <w:color w:val="000000"/>
+                <w:sz w:val="22"/>
+                <w:szCs w:val="22"/>
+              </w:rPr>
+            </w:pPr>
+            <w:r>
+              <w:rPr>
+                <w:color w:val="000000"/>
+              </w:rPr>
               <w:t>117,31</w:t>
             </w:r>
           </w:p>
@@ -1597,19 +1683,23 @@
               <w:right w:val="single" w:sz="8" w:space="0" w:color="auto"/>
             </w:tcBorders>
             <w:noWrap/>
-            <w:hideMark/>
-          </w:tcPr>
-          <w:p>
-            <w:pPr>
-              <w:jc w:val="center"/>
-              <w:rPr>
-                <w:rFonts w:ascii="Calibri" w:hAnsi="Calibri" w:cs="Calibri"/>
-                <w:color w:val="000000"/>
-                <w:sz w:val="22"/>
-                <w:szCs w:val="22"/>
-              </w:rPr>
-            </w:pPr>
-            <w:r>
+            <w:vAlign w:val="center"/>
+            <w:hideMark/>
+          </w:tcPr>
+          <w:p>
+            <w:pPr>
+              <w:jc w:val="center"/>
+              <w:rPr>
+                <w:rFonts w:ascii="Calibri" w:hAnsi="Calibri" w:cs="Calibri"/>
+                <w:color w:val="000000"/>
+                <w:sz w:val="22"/>
+                <w:szCs w:val="22"/>
+              </w:rPr>
+            </w:pPr>
+            <w:r>
+              <w:rPr>
+                <w:color w:val="000000"/>
+              </w:rPr>
               <w:t>102,55</w:t>
             </w:r>
           </w:p>
@@ -1624,20 +1714,24 @@
               <w:right w:val="single" w:sz="8" w:space="0" w:color="auto"/>
             </w:tcBorders>
             <w:noWrap/>
-            <w:hideMark/>
-          </w:tcPr>
-          <w:p>
-            <w:pPr>
-              <w:jc w:val="center"/>
-              <w:rPr>
-                <w:rFonts w:ascii="Calibri" w:hAnsi="Calibri" w:cs="Calibri"/>
-                <w:color w:val="000000"/>
-                <w:sz w:val="22"/>
-                <w:szCs w:val="22"/>
-              </w:rPr>
-            </w:pPr>
-            <w:r>
-              <w:t>79,60</w:t>
+            <w:vAlign w:val="center"/>
+            <w:hideMark/>
+          </w:tcPr>
+          <w:p>
+            <w:pPr>
+              <w:jc w:val="center"/>
+              <w:rPr>
+                <w:rFonts w:ascii="Calibri" w:hAnsi="Calibri" w:cs="Calibri"/>
+                <w:color w:val="000000"/>
+                <w:sz w:val="22"/>
+                <w:szCs w:val="22"/>
+              </w:rPr>
+            </w:pPr>
+            <w:r>
+              <w:rPr>
+                <w:color w:val="000000"/>
+              </w:rPr>
+              <w:t>79,6</w:t>
             </w:r>
           </w:p>
         </w:tc>
@@ -1651,19 +1745,23 @@
               <w:right w:val="single" w:sz="8" w:space="0" w:color="auto"/>
             </w:tcBorders>
             <w:noWrap/>
-            <w:hideMark/>
-          </w:tcPr>
-          <w:p>
-            <w:pPr>
-              <w:jc w:val="center"/>
-              <w:rPr>
-                <w:rFonts w:ascii="Calibri" w:hAnsi="Calibri" w:cs="Calibri"/>
-                <w:color w:val="000000"/>
-                <w:sz w:val="22"/>
-                <w:szCs w:val="22"/>
-              </w:rPr>
-            </w:pPr>
-            <w:r>
+            <w:vAlign w:val="center"/>
+            <w:hideMark/>
+          </w:tcPr>
+          <w:p>
+            <w:pPr>
+              <w:jc w:val="center"/>
+              <w:rPr>
+                <w:rFonts w:ascii="Calibri" w:hAnsi="Calibri" w:cs="Calibri"/>
+                <w:color w:val="000000"/>
+                <w:sz w:val="22"/>
+                <w:szCs w:val="22"/>
+              </w:rPr>
+            </w:pPr>
+            <w:r>
+              <w:rPr>
+                <w:color w:val="000000"/>
+              </w:rPr>
               <w:t>78,06</w:t>
             </w:r>
           </w:p>
@@ -1684,19 +1782,23 @@
               <w:right w:val="nil"/>
             </w:tcBorders>
             <w:noWrap/>
-            <w:hideMark/>
-          </w:tcPr>
-          <w:p>
-            <w:pPr>
-              <w:jc w:val="center"/>
-              <w:rPr>
-                <w:rFonts w:ascii="Calibri" w:hAnsi="Calibri" w:cs="Calibri"/>
-                <w:color w:val="000000"/>
-                <w:sz w:val="22"/>
-                <w:szCs w:val="22"/>
-              </w:rPr>
-            </w:pPr>
-            <w:r>
+            <w:vAlign w:val="center"/>
+            <w:hideMark/>
+          </w:tcPr>
+          <w:p>
+            <w:pPr>
+              <w:jc w:val="center"/>
+              <w:rPr>
+                <w:rFonts w:ascii="Calibri" w:hAnsi="Calibri" w:cs="Calibri"/>
+                <w:color w:val="000000"/>
+                <w:sz w:val="22"/>
+                <w:szCs w:val="22"/>
+              </w:rPr>
+            </w:pPr>
+            <w:r>
+              <w:rPr>
+                <w:color w:val="000000"/>
+              </w:rPr>
               <w:t>87,57</w:t>
             </w:r>
           </w:p>
@@ -1711,19 +1813,23 @@
               <w:right w:val="single" w:sz="8" w:space="0" w:color="auto"/>
             </w:tcBorders>
             <w:noWrap/>
-            <w:hideMark/>
-          </w:tcPr>
-          <w:p>
-            <w:pPr>
-              <w:jc w:val="center"/>
-              <w:rPr>
-                <w:rFonts w:ascii="Calibri" w:hAnsi="Calibri" w:cs="Calibri"/>
-                <w:color w:val="000000"/>
-                <w:sz w:val="22"/>
-                <w:szCs w:val="22"/>
-              </w:rPr>
-            </w:pPr>
-            <w:r>
+            <w:vAlign w:val="center"/>
+            <w:hideMark/>
+          </w:tcPr>
+          <w:p>
+            <w:pPr>
+              <w:jc w:val="center"/>
+              <w:rPr>
+                <w:rFonts w:ascii="Calibri" w:hAnsi="Calibri" w:cs="Calibri"/>
+                <w:color w:val="000000"/>
+                <w:sz w:val="22"/>
+                <w:szCs w:val="22"/>
+              </w:rPr>
+            </w:pPr>
+            <w:r>
+              <w:rPr>
+                <w:color w:val="000000"/>
+              </w:rPr>
               <w:t>86,06</w:t>
             </w:r>
           </w:p>
@@ -1738,20 +1844,24 @@
               <w:right w:val="single" w:sz="8" w:space="0" w:color="auto"/>
             </w:tcBorders>
             <w:noWrap/>
-            <w:hideMark/>
-          </w:tcPr>
-          <w:p>
-            <w:pPr>
-              <w:jc w:val="center"/>
-              <w:rPr>
-                <w:rFonts w:ascii="Calibri" w:hAnsi="Calibri" w:cs="Calibri"/>
-                <w:color w:val="000000"/>
-                <w:sz w:val="22"/>
-                <w:szCs w:val="22"/>
-              </w:rPr>
-            </w:pPr>
-            <w:r>
-              <w:t>107,51</w:t>
+            <w:vAlign w:val="center"/>
+            <w:hideMark/>
+          </w:tcPr>
+          <w:p>
+            <w:pPr>
+              <w:jc w:val="center"/>
+              <w:rPr>
+                <w:rFonts w:ascii="Calibri" w:hAnsi="Calibri" w:cs="Calibri"/>
+                <w:color w:val="000000"/>
+                <w:sz w:val="22"/>
+                <w:szCs w:val="22"/>
+              </w:rPr>
+            </w:pPr>
+            <w:r>
+              <w:rPr>
+                <w:color w:val="000000"/>
+              </w:rPr>
+              <w:t>87,4</w:t>
             </w:r>
           </w:p>
         </w:tc>
@@ -1765,19 +1875,23 @@
               <w:right w:val="single" w:sz="8" w:space="0" w:color="auto"/>
             </w:tcBorders>
             <w:noWrap/>
-            <w:hideMark/>
-          </w:tcPr>
-          <w:p>
-            <w:pPr>
-              <w:jc w:val="center"/>
-              <w:rPr>
-                <w:rFonts w:ascii="Calibri" w:hAnsi="Calibri" w:cs="Calibri"/>
-                <w:color w:val="000000"/>
-                <w:sz w:val="22"/>
-                <w:szCs w:val="22"/>
-              </w:rPr>
-            </w:pPr>
-            <w:r>
+            <w:vAlign w:val="center"/>
+            <w:hideMark/>
+          </w:tcPr>
+          <w:p>
+            <w:pPr>
+              <w:jc w:val="center"/>
+              <w:rPr>
+                <w:rFonts w:ascii="Calibri" w:hAnsi="Calibri" w:cs="Calibri"/>
+                <w:color w:val="000000"/>
+                <w:sz w:val="22"/>
+                <w:szCs w:val="22"/>
+              </w:rPr>
+            </w:pPr>
+            <w:r>
+              <w:rPr>
+                <w:color w:val="000000"/>
+              </w:rPr>
               <w:t>61,25</w:t>
             </w:r>
           </w:p>
@@ -1798,20 +1912,24 @@
               <w:right w:val="nil"/>
             </w:tcBorders>
             <w:noWrap/>
-            <w:hideMark/>
-          </w:tcPr>
-          <w:p>
-            <w:pPr>
-              <w:jc w:val="center"/>
-              <w:rPr>
-                <w:rFonts w:ascii="Calibri" w:hAnsi="Calibri" w:cs="Calibri"/>
-                <w:color w:val="000000"/>
-                <w:sz w:val="22"/>
-                <w:szCs w:val="22"/>
-              </w:rPr>
-            </w:pPr>
-            <w:r>
-              <w:t>78,80</w:t>
+            <w:vAlign w:val="center"/>
+            <w:hideMark/>
+          </w:tcPr>
+          <w:p>
+            <w:pPr>
+              <w:jc w:val="center"/>
+              <w:rPr>
+                <w:rFonts w:ascii="Calibri" w:hAnsi="Calibri" w:cs="Calibri"/>
+                <w:color w:val="000000"/>
+                <w:sz w:val="22"/>
+                <w:szCs w:val="22"/>
+              </w:rPr>
+            </w:pPr>
+            <w:r>
+              <w:rPr>
+                <w:color w:val="000000"/>
+              </w:rPr>
+              <w:t>78,8</w:t>
             </w:r>
           </w:p>
         </w:tc>
@@ -1825,19 +1943,23 @@
               <w:right w:val="single" w:sz="8" w:space="0" w:color="auto"/>
             </w:tcBorders>
             <w:noWrap/>
-            <w:hideMark/>
-          </w:tcPr>
-          <w:p>
-            <w:pPr>
-              <w:jc w:val="center"/>
-              <w:rPr>
-                <w:rFonts w:ascii="Calibri" w:hAnsi="Calibri" w:cs="Calibri"/>
-                <w:color w:val="000000"/>
-                <w:sz w:val="22"/>
-                <w:szCs w:val="22"/>
-              </w:rPr>
-            </w:pPr>
-            <w:r>
+            <w:vAlign w:val="center"/>
+            <w:hideMark/>
+          </w:tcPr>
+          <w:p>
+            <w:pPr>
+              <w:jc w:val="center"/>
+              <w:rPr>
+                <w:rFonts w:ascii="Calibri" w:hAnsi="Calibri" w:cs="Calibri"/>
+                <w:color w:val="000000"/>
+                <w:sz w:val="22"/>
+                <w:szCs w:val="22"/>
+              </w:rPr>
+            </w:pPr>
+            <w:r>
+              <w:rPr>
+                <w:color w:val="000000"/>
+              </w:rPr>
               <w:t>92,49</w:t>
             </w:r>
           </w:p>
@@ -1852,19 +1974,23 @@
               <w:right w:val="single" w:sz="8" w:space="0" w:color="auto"/>
             </w:tcBorders>
             <w:noWrap/>
-            <w:hideMark/>
-          </w:tcPr>
-          <w:p>
-            <w:pPr>
-              <w:jc w:val="center"/>
-              <w:rPr>
-                <w:rFonts w:ascii="Calibri" w:hAnsi="Calibri" w:cs="Calibri"/>
-                <w:color w:val="000000"/>
-                <w:sz w:val="22"/>
-                <w:szCs w:val="22"/>
-              </w:rPr>
-            </w:pPr>
-            <w:r>
+            <w:vAlign w:val="center"/>
+            <w:hideMark/>
+          </w:tcPr>
+          <w:p>
+            <w:pPr>
+              <w:jc w:val="center"/>
+              <w:rPr>
+                <w:rFonts w:ascii="Calibri" w:hAnsi="Calibri" w:cs="Calibri"/>
+                <w:color w:val="000000"/>
+                <w:sz w:val="22"/>
+                <w:szCs w:val="22"/>
+              </w:rPr>
+            </w:pPr>
+            <w:r>
+              <w:rPr>
+                <w:color w:val="000000"/>
+              </w:rPr>
               <w:t>89,86</w:t>
             </w:r>
           </w:p>
@@ -1879,19 +2005,23 @@
               <w:right w:val="single" w:sz="8" w:space="0" w:color="auto"/>
             </w:tcBorders>
             <w:noWrap/>
-            <w:hideMark/>
-          </w:tcPr>
-          <w:p>
-            <w:pPr>
-              <w:jc w:val="center"/>
-              <w:rPr>
-                <w:rFonts w:ascii="Calibri" w:hAnsi="Calibri" w:cs="Calibri"/>
-                <w:color w:val="000000"/>
-                <w:sz w:val="22"/>
-                <w:szCs w:val="22"/>
-              </w:rPr>
-            </w:pPr>
-            <w:r>
+            <w:vAlign w:val="center"/>
+            <w:hideMark/>
+          </w:tcPr>
+          <w:p>
+            <w:pPr>
+              <w:jc w:val="center"/>
+              <w:rPr>
+                <w:rFonts w:ascii="Calibri" w:hAnsi="Calibri" w:cs="Calibri"/>
+                <w:color w:val="000000"/>
+                <w:sz w:val="22"/>
+                <w:szCs w:val="22"/>
+              </w:rPr>
+            </w:pPr>
+            <w:r>
+              <w:rPr>
+                <w:color w:val="000000"/>
+              </w:rPr>
               <w:t>94,45</w:t>
             </w:r>
           </w:p>
@@ -1912,19 +2042,23 @@
               <w:right w:val="nil"/>
             </w:tcBorders>
             <w:noWrap/>
-            <w:hideMark/>
-          </w:tcPr>
-          <w:p>
-            <w:pPr>
-              <w:jc w:val="center"/>
-              <w:rPr>
-                <w:rFonts w:ascii="Calibri" w:hAnsi="Calibri" w:cs="Calibri"/>
-                <w:color w:val="000000"/>
-                <w:sz w:val="22"/>
-                <w:szCs w:val="22"/>
-              </w:rPr>
-            </w:pPr>
-            <w:r>
+            <w:vAlign w:val="center"/>
+            <w:hideMark/>
+          </w:tcPr>
+          <w:p>
+            <w:pPr>
+              <w:jc w:val="center"/>
+              <w:rPr>
+                <w:rFonts w:ascii="Calibri" w:hAnsi="Calibri" w:cs="Calibri"/>
+                <w:color w:val="000000"/>
+                <w:sz w:val="22"/>
+                <w:szCs w:val="22"/>
+              </w:rPr>
+            </w:pPr>
+            <w:r>
+              <w:rPr>
+                <w:color w:val="000000"/>
+              </w:rPr>
               <w:t>81,99</w:t>
             </w:r>
           </w:p>
@@ -1939,19 +2073,23 @@
               <w:right w:val="single" w:sz="8" w:space="0" w:color="auto"/>
             </w:tcBorders>
             <w:noWrap/>
-            <w:hideMark/>
-          </w:tcPr>
-          <w:p>
-            <w:pPr>
-              <w:jc w:val="center"/>
-              <w:rPr>
-                <w:rFonts w:ascii="Calibri" w:hAnsi="Calibri" w:cs="Calibri"/>
-                <w:color w:val="000000"/>
-                <w:sz w:val="22"/>
-                <w:szCs w:val="22"/>
-              </w:rPr>
-            </w:pPr>
-            <w:r>
+            <w:vAlign w:val="center"/>
+            <w:hideMark/>
+          </w:tcPr>
+          <w:p>
+            <w:pPr>
+              <w:jc w:val="center"/>
+              <w:rPr>
+                <w:rFonts w:ascii="Calibri" w:hAnsi="Calibri" w:cs="Calibri"/>
+                <w:color w:val="000000"/>
+                <w:sz w:val="22"/>
+                <w:szCs w:val="22"/>
+              </w:rPr>
+            </w:pPr>
+            <w:r>
+              <w:rPr>
+                <w:color w:val="000000"/>
+              </w:rPr>
               <w:t>107,99</w:t>
             </w:r>
           </w:p>
@@ -1966,19 +2104,23 @@
               <w:right w:val="single" w:sz="8" w:space="0" w:color="auto"/>
             </w:tcBorders>
             <w:noWrap/>
-            <w:hideMark/>
-          </w:tcPr>
-          <w:p>
-            <w:pPr>
-              <w:jc w:val="center"/>
-              <w:rPr>
-                <w:rFonts w:ascii="Calibri" w:hAnsi="Calibri" w:cs="Calibri"/>
-                <w:color w:val="000000"/>
-                <w:sz w:val="22"/>
-                <w:szCs w:val="22"/>
-              </w:rPr>
-            </w:pPr>
-            <w:r>
+            <w:vAlign w:val="center"/>
+            <w:hideMark/>
+          </w:tcPr>
+          <w:p>
+            <w:pPr>
+              <w:jc w:val="center"/>
+              <w:rPr>
+                <w:rFonts w:ascii="Calibri" w:hAnsi="Calibri" w:cs="Calibri"/>
+                <w:color w:val="000000"/>
+                <w:sz w:val="22"/>
+                <w:szCs w:val="22"/>
+              </w:rPr>
+            </w:pPr>
+            <w:r>
+              <w:rPr>
+                <w:color w:val="000000"/>
+              </w:rPr>
               <w:t>58,37</w:t>
             </w:r>
           </w:p>
@@ -1993,19 +2135,23 @@
               <w:right w:val="single" w:sz="8" w:space="0" w:color="auto"/>
             </w:tcBorders>
             <w:noWrap/>
-            <w:hideMark/>
-          </w:tcPr>
-          <w:p>
-            <w:pPr>
-              <w:jc w:val="center"/>
-              <w:rPr>
-                <w:rFonts w:ascii="Calibri" w:hAnsi="Calibri" w:cs="Calibri"/>
-                <w:color w:val="000000"/>
-                <w:sz w:val="22"/>
-                <w:szCs w:val="22"/>
-              </w:rPr>
-            </w:pPr>
-            <w:r>
+            <w:vAlign w:val="center"/>
+            <w:hideMark/>
+          </w:tcPr>
+          <w:p>
+            <w:pPr>
+              <w:jc w:val="center"/>
+              <w:rPr>
+                <w:rFonts w:ascii="Calibri" w:hAnsi="Calibri" w:cs="Calibri"/>
+                <w:color w:val="000000"/>
+                <w:sz w:val="22"/>
+                <w:szCs w:val="22"/>
+              </w:rPr>
+            </w:pPr>
+            <w:r>
+              <w:rPr>
+                <w:color w:val="000000"/>
+              </w:rPr>
               <w:t>90,91</w:t>
             </w:r>
           </w:p>
@@ -2026,20 +2172,24 @@
               <w:right w:val="nil"/>
             </w:tcBorders>
             <w:noWrap/>
-            <w:hideMark/>
-          </w:tcPr>
-          <w:p>
-            <w:pPr>
-              <w:jc w:val="center"/>
-              <w:rPr>
-                <w:rFonts w:ascii="Calibri" w:hAnsi="Calibri" w:cs="Calibri"/>
-                <w:color w:val="000000"/>
-                <w:sz w:val="22"/>
-                <w:szCs w:val="22"/>
-              </w:rPr>
-            </w:pPr>
-            <w:r>
-              <w:t>132,92</w:t>
+            <w:vAlign w:val="center"/>
+            <w:hideMark/>
+          </w:tcPr>
+          <w:p>
+            <w:pPr>
+              <w:jc w:val="center"/>
+              <w:rPr>
+                <w:rFonts w:ascii="Calibri" w:hAnsi="Calibri" w:cs="Calibri"/>
+                <w:color w:val="000000"/>
+                <w:sz w:val="22"/>
+                <w:szCs w:val="22"/>
+              </w:rPr>
+            </w:pPr>
+            <w:r>
+              <w:rPr>
+                <w:color w:val="000000"/>
+              </w:rPr>
+              <w:t>102,92</w:t>
             </w:r>
           </w:p>
         </w:tc>
@@ -2053,19 +2203,23 @@
               <w:right w:val="single" w:sz="8" w:space="0" w:color="auto"/>
             </w:tcBorders>
             <w:noWrap/>
-            <w:hideMark/>
-          </w:tcPr>
-          <w:p>
-            <w:pPr>
-              <w:jc w:val="center"/>
-              <w:rPr>
-                <w:rFonts w:ascii="Calibri" w:hAnsi="Calibri" w:cs="Calibri"/>
-                <w:color w:val="000000"/>
-                <w:sz w:val="22"/>
-                <w:szCs w:val="22"/>
-              </w:rPr>
-            </w:pPr>
-            <w:r>
+            <w:vAlign w:val="center"/>
+            <w:hideMark/>
+          </w:tcPr>
+          <w:p>
+            <w:pPr>
+              <w:jc w:val="center"/>
+              <w:rPr>
+                <w:rFonts w:ascii="Calibri" w:hAnsi="Calibri" w:cs="Calibri"/>
+                <w:color w:val="000000"/>
+                <w:sz w:val="22"/>
+                <w:szCs w:val="22"/>
+              </w:rPr>
+            </w:pPr>
+            <w:r>
+              <w:rPr>
+                <w:color w:val="000000"/>
+              </w:rPr>
               <w:t>132,22</w:t>
             </w:r>
           </w:p>
@@ -2080,20 +2234,24 @@
               <w:right w:val="single" w:sz="8" w:space="0" w:color="auto"/>
             </w:tcBorders>
             <w:noWrap/>
-            <w:hideMark/>
-          </w:tcPr>
-          <w:p>
-            <w:pPr>
-              <w:jc w:val="center"/>
-              <w:rPr>
-                <w:rFonts w:ascii="Calibri" w:hAnsi="Calibri" w:cs="Calibri"/>
-                <w:color w:val="000000"/>
-                <w:sz w:val="22"/>
-                <w:szCs w:val="22"/>
-              </w:rPr>
-            </w:pPr>
-            <w:r>
-              <w:t>115,04</w:t>
+            <w:vAlign w:val="center"/>
+            <w:hideMark/>
+          </w:tcPr>
+          <w:p>
+            <w:pPr>
+              <w:jc w:val="center"/>
+              <w:rPr>
+                <w:rFonts w:ascii="Calibri" w:hAnsi="Calibri" w:cs="Calibri"/>
+                <w:color w:val="000000"/>
+                <w:sz w:val="22"/>
+                <w:szCs w:val="22"/>
+              </w:rPr>
+            </w:pPr>
+            <w:r>
+              <w:rPr>
+                <w:color w:val="000000"/>
+              </w:rPr>
+              <w:t>105,1</w:t>
             </w:r>
           </w:p>
         </w:tc>
@@ -2107,20 +2265,24 @@
               <w:right w:val="single" w:sz="8" w:space="0" w:color="auto"/>
             </w:tcBorders>
             <w:noWrap/>
-            <w:hideMark/>
-          </w:tcPr>
-          <w:p>
-            <w:pPr>
-              <w:jc w:val="center"/>
-              <w:rPr>
-                <w:rFonts w:ascii="Calibri" w:hAnsi="Calibri" w:cs="Calibri"/>
-                <w:color w:val="000000"/>
-                <w:sz w:val="22"/>
-                <w:szCs w:val="22"/>
-              </w:rPr>
-            </w:pPr>
-            <w:r>
-              <w:t>110,18</w:t>
+            <w:vAlign w:val="center"/>
+            <w:hideMark/>
+          </w:tcPr>
+          <w:p>
+            <w:pPr>
+              <w:jc w:val="center"/>
+              <w:rPr>
+                <w:rFonts w:ascii="Calibri" w:hAnsi="Calibri" w:cs="Calibri"/>
+                <w:color w:val="000000"/>
+                <w:sz w:val="22"/>
+                <w:szCs w:val="22"/>
+              </w:rPr>
+            </w:pPr>
+            <w:r>
+              <w:rPr>
+                <w:color w:val="000000"/>
+              </w:rPr>
+              <w:t>100,18</w:t>
             </w:r>
           </w:p>
         </w:tc>
@@ -2140,19 +2302,23 @@
               <w:right w:val="nil"/>
             </w:tcBorders>
             <w:noWrap/>
-            <w:hideMark/>
-          </w:tcPr>
-          <w:p>
-            <w:pPr>
-              <w:jc w:val="center"/>
-              <w:rPr>
-                <w:rFonts w:ascii="Calibri" w:hAnsi="Calibri" w:cs="Calibri"/>
-                <w:color w:val="000000"/>
-                <w:sz w:val="22"/>
-                <w:szCs w:val="22"/>
-              </w:rPr>
-            </w:pPr>
-            <w:r>
+            <w:vAlign w:val="center"/>
+            <w:hideMark/>
+          </w:tcPr>
+          <w:p>
+            <w:pPr>
+              <w:jc w:val="center"/>
+              <w:rPr>
+                <w:rFonts w:ascii="Calibri" w:hAnsi="Calibri" w:cs="Calibri"/>
+                <w:color w:val="000000"/>
+                <w:sz w:val="22"/>
+                <w:szCs w:val="22"/>
+              </w:rPr>
+            </w:pPr>
+            <w:r>
+              <w:rPr>
+                <w:color w:val="000000"/>
+              </w:rPr>
               <w:t>88,56</w:t>
             </w:r>
           </w:p>
@@ -2167,19 +2333,23 @@
               <w:right w:val="single" w:sz="8" w:space="0" w:color="auto"/>
             </w:tcBorders>
             <w:noWrap/>
-            <w:hideMark/>
-          </w:tcPr>
-          <w:p>
-            <w:pPr>
-              <w:jc w:val="center"/>
-              <w:rPr>
-                <w:rFonts w:ascii="Calibri" w:hAnsi="Calibri" w:cs="Calibri"/>
-                <w:color w:val="000000"/>
-                <w:sz w:val="22"/>
-                <w:szCs w:val="22"/>
-              </w:rPr>
-            </w:pPr>
-            <w:r>
+            <w:vAlign w:val="center"/>
+            <w:hideMark/>
+          </w:tcPr>
+          <w:p>
+            <w:pPr>
+              <w:jc w:val="center"/>
+              <w:rPr>
+                <w:rFonts w:ascii="Calibri" w:hAnsi="Calibri" w:cs="Calibri"/>
+                <w:color w:val="000000"/>
+                <w:sz w:val="22"/>
+                <w:szCs w:val="22"/>
+              </w:rPr>
+            </w:pPr>
+            <w:r>
+              <w:rPr>
+                <w:color w:val="000000"/>
+              </w:rPr>
               <w:t>86,79</w:t>
             </w:r>
           </w:p>
@@ -2194,19 +2364,23 @@
               <w:right w:val="single" w:sz="8" w:space="0" w:color="auto"/>
             </w:tcBorders>
             <w:noWrap/>
-            <w:hideMark/>
-          </w:tcPr>
-          <w:p>
-            <w:pPr>
-              <w:jc w:val="center"/>
-              <w:rPr>
-                <w:rFonts w:ascii="Calibri" w:hAnsi="Calibri" w:cs="Calibri"/>
-                <w:color w:val="000000"/>
-                <w:sz w:val="22"/>
-                <w:szCs w:val="22"/>
-              </w:rPr>
-            </w:pPr>
-            <w:r>
+            <w:vAlign w:val="center"/>
+            <w:hideMark/>
+          </w:tcPr>
+          <w:p>
+            <w:pPr>
+              <w:jc w:val="center"/>
+              <w:rPr>
+                <w:rFonts w:ascii="Calibri" w:hAnsi="Calibri" w:cs="Calibri"/>
+                <w:color w:val="000000"/>
+                <w:sz w:val="22"/>
+                <w:szCs w:val="22"/>
+              </w:rPr>
+            </w:pPr>
+            <w:r>
+              <w:rPr>
+                <w:color w:val="000000"/>
+              </w:rPr>
               <w:t>56,02</w:t>
             </w:r>
           </w:p>
@@ -2221,19 +2395,23 @@
               <w:right w:val="single" w:sz="8" w:space="0" w:color="auto"/>
             </w:tcBorders>
             <w:noWrap/>
-            <w:hideMark/>
-          </w:tcPr>
-          <w:p>
-            <w:pPr>
-              <w:jc w:val="center"/>
-              <w:rPr>
-                <w:rFonts w:ascii="Calibri" w:hAnsi="Calibri" w:cs="Calibri"/>
-                <w:color w:val="000000"/>
-                <w:sz w:val="22"/>
-                <w:szCs w:val="22"/>
-              </w:rPr>
-            </w:pPr>
-            <w:r>
+            <w:vAlign w:val="center"/>
+            <w:hideMark/>
+          </w:tcPr>
+          <w:p>
+            <w:pPr>
+              <w:jc w:val="center"/>
+              <w:rPr>
+                <w:rFonts w:ascii="Calibri" w:hAnsi="Calibri" w:cs="Calibri"/>
+                <w:color w:val="000000"/>
+                <w:sz w:val="22"/>
+                <w:szCs w:val="22"/>
+              </w:rPr>
+            </w:pPr>
+            <w:r>
+              <w:rPr>
+                <w:color w:val="000000"/>
+              </w:rPr>
               <w:t>57,65</w:t>
             </w:r>
           </w:p>
@@ -2254,20 +2432,24 @@
               <w:right w:val="nil"/>
             </w:tcBorders>
             <w:noWrap/>
-            <w:hideMark/>
-          </w:tcPr>
-          <w:p>
-            <w:pPr>
-              <w:jc w:val="center"/>
-              <w:rPr>
-                <w:rFonts w:ascii="Calibri" w:hAnsi="Calibri" w:cs="Calibri"/>
-                <w:color w:val="000000"/>
-                <w:sz w:val="22"/>
-                <w:szCs w:val="22"/>
-              </w:rPr>
-            </w:pPr>
-            <w:r>
-              <w:t>111,70</w:t>
+            <w:vAlign w:val="center"/>
+            <w:hideMark/>
+          </w:tcPr>
+          <w:p>
+            <w:pPr>
+              <w:jc w:val="center"/>
+              <w:rPr>
+                <w:rFonts w:ascii="Calibri" w:hAnsi="Calibri" w:cs="Calibri"/>
+                <w:color w:val="000000"/>
+                <w:sz w:val="22"/>
+                <w:szCs w:val="22"/>
+              </w:rPr>
+            </w:pPr>
+            <w:r>
+              <w:rPr>
+                <w:color w:val="000000"/>
+              </w:rPr>
+              <w:t>111,7</w:t>
             </w:r>
           </w:p>
         </w:tc>
@@ -2281,19 +2463,23 @@
               <w:right w:val="single" w:sz="8" w:space="0" w:color="auto"/>
             </w:tcBorders>
             <w:noWrap/>
-            <w:hideMark/>
-          </w:tcPr>
-          <w:p>
-            <w:pPr>
-              <w:jc w:val="center"/>
-              <w:rPr>
-                <w:rFonts w:ascii="Calibri" w:hAnsi="Calibri" w:cs="Calibri"/>
-                <w:color w:val="000000"/>
-                <w:sz w:val="22"/>
-                <w:szCs w:val="22"/>
-              </w:rPr>
-            </w:pPr>
-            <w:r>
+            <w:vAlign w:val="center"/>
+            <w:hideMark/>
+          </w:tcPr>
+          <w:p>
+            <w:pPr>
+              <w:jc w:val="center"/>
+              <w:rPr>
+                <w:rFonts w:ascii="Calibri" w:hAnsi="Calibri" w:cs="Calibri"/>
+                <w:color w:val="000000"/>
+                <w:sz w:val="22"/>
+                <w:szCs w:val="22"/>
+              </w:rPr>
+            </w:pPr>
+            <w:r>
+              <w:rPr>
+                <w:color w:val="000000"/>
+              </w:rPr>
               <w:t>64,75</w:t>
             </w:r>
           </w:p>
@@ -2320,6 +2506,12 @@
                 <w:szCs w:val="22"/>
               </w:rPr>
             </w:pPr>
+            <w:r>
+              <w:rPr>
+                <w:color w:val="000000"/>
+              </w:rPr>
+              <w:t> </w:t>
+            </w:r>
           </w:p>
         </w:tc>
         <w:tc>
@@ -2332,19 +2524,23 @@
               <w:right w:val="single" w:sz="8" w:space="0" w:color="auto"/>
             </w:tcBorders>
             <w:noWrap/>
-            <w:hideMark/>
-          </w:tcPr>
-          <w:p>
-            <w:pPr>
-              <w:jc w:val="center"/>
-              <w:rPr>
-                <w:rFonts w:ascii="Calibri" w:hAnsi="Calibri" w:cs="Calibri"/>
-                <w:color w:val="000000"/>
-                <w:sz w:val="22"/>
-                <w:szCs w:val="22"/>
-              </w:rPr>
-            </w:pPr>
-            <w:r>
+            <w:vAlign w:val="center"/>
+            <w:hideMark/>
+          </w:tcPr>
+          <w:p>
+            <w:pPr>
+              <w:jc w:val="center"/>
+              <w:rPr>
+                <w:rFonts w:ascii="Calibri" w:hAnsi="Calibri" w:cs="Calibri"/>
+                <w:color w:val="000000"/>
+                <w:sz w:val="22"/>
+                <w:szCs w:val="22"/>
+              </w:rPr>
+            </w:pPr>
+            <w:r>
+              <w:rPr>
+                <w:color w:val="000000"/>
+              </w:rPr>
               <w:t>100,75</w:t>
             </w:r>
           </w:p>
@@ -2365,19 +2561,23 @@
               <w:right w:val="nil"/>
             </w:tcBorders>
             <w:noWrap/>
-            <w:hideMark/>
-          </w:tcPr>
-          <w:p>
-            <w:pPr>
-              <w:jc w:val="center"/>
-              <w:rPr>
-                <w:rFonts w:ascii="Calibri" w:hAnsi="Calibri" w:cs="Calibri"/>
-                <w:color w:val="000000"/>
-                <w:sz w:val="22"/>
-                <w:szCs w:val="22"/>
-              </w:rPr>
-            </w:pPr>
-            <w:r>
+            <w:vAlign w:val="center"/>
+            <w:hideMark/>
+          </w:tcPr>
+          <w:p>
+            <w:pPr>
+              <w:jc w:val="center"/>
+              <w:rPr>
+                <w:rFonts w:ascii="Calibri" w:hAnsi="Calibri" w:cs="Calibri"/>
+                <w:color w:val="000000"/>
+                <w:sz w:val="22"/>
+                <w:szCs w:val="22"/>
+              </w:rPr>
+            </w:pPr>
+            <w:r>
+              <w:rPr>
+                <w:color w:val="000000"/>
+              </w:rPr>
               <w:t>93,67</w:t>
             </w:r>
           </w:p>
@@ -2392,19 +2592,23 @@
               <w:right w:val="single" w:sz="8" w:space="0" w:color="auto"/>
             </w:tcBorders>
             <w:noWrap/>
-            <w:hideMark/>
-          </w:tcPr>
-          <w:p>
-            <w:pPr>
-              <w:jc w:val="center"/>
-              <w:rPr>
-                <w:rFonts w:ascii="Calibri" w:hAnsi="Calibri" w:cs="Calibri"/>
-                <w:color w:val="000000"/>
-                <w:sz w:val="22"/>
-                <w:szCs w:val="22"/>
-              </w:rPr>
-            </w:pPr>
-            <w:r>
+            <w:vAlign w:val="center"/>
+            <w:hideMark/>
+          </w:tcPr>
+          <w:p>
+            <w:pPr>
+              <w:jc w:val="center"/>
+              <w:rPr>
+                <w:rFonts w:ascii="Calibri" w:hAnsi="Calibri" w:cs="Calibri"/>
+                <w:color w:val="000000"/>
+                <w:sz w:val="22"/>
+                <w:szCs w:val="22"/>
+              </w:rPr>
+            </w:pPr>
+            <w:r>
+              <w:rPr>
+                <w:color w:val="000000"/>
+              </w:rPr>
               <w:t>125,94</w:t>
             </w:r>
           </w:p>
@@ -2431,6 +2635,12 @@
                 <w:szCs w:val="22"/>
               </w:rPr>
             </w:pPr>
+            <w:r>
+              <w:rPr>
+                <w:color w:val="000000"/>
+              </w:rPr>
+              <w:t> </w:t>
+            </w:r>
           </w:p>
         </w:tc>
         <w:tc>
@@ -2443,19 +2653,23 @@
               <w:right w:val="single" w:sz="8" w:space="0" w:color="auto"/>
             </w:tcBorders>
             <w:noWrap/>
-            <w:hideMark/>
-          </w:tcPr>
-          <w:p>
-            <w:pPr>
-              <w:jc w:val="center"/>
-              <w:rPr>
-                <w:rFonts w:ascii="Calibri" w:hAnsi="Calibri" w:cs="Calibri"/>
-                <w:color w:val="000000"/>
-                <w:sz w:val="22"/>
-                <w:szCs w:val="22"/>
-              </w:rPr>
-            </w:pPr>
-            <w:r>
+            <w:vAlign w:val="center"/>
+            <w:hideMark/>
+          </w:tcPr>
+          <w:p>
+            <w:pPr>
+              <w:jc w:val="center"/>
+              <w:rPr>
+                <w:rFonts w:ascii="Calibri" w:hAnsi="Calibri" w:cs="Calibri"/>
+                <w:color w:val="000000"/>
+                <w:sz w:val="22"/>
+                <w:szCs w:val="22"/>
+              </w:rPr>
+            </w:pPr>
+            <w:r>
+              <w:rPr>
+                <w:color w:val="000000"/>
+              </w:rPr>
               <w:t>86,16</w:t>
             </w:r>
           </w:p>
@@ -2488,6 +2702,12 @@
                 <w:szCs w:val="22"/>
               </w:rPr>
             </w:pPr>
+            <w:r>
+              <w:rPr>
+                <w:color w:val="000000"/>
+              </w:rPr>
+              <w:t> </w:t>
+            </w:r>
           </w:p>
         </w:tc>
         <w:tc>
@@ -2500,19 +2720,23 @@
               <w:right w:val="single" w:sz="8" w:space="0" w:color="auto"/>
             </w:tcBorders>
             <w:noWrap/>
-            <w:hideMark/>
-          </w:tcPr>
-          <w:p>
-            <w:pPr>
-              <w:jc w:val="center"/>
-              <w:rPr>
-                <w:rFonts w:ascii="Calibri" w:hAnsi="Calibri" w:cs="Calibri"/>
-                <w:color w:val="000000"/>
-                <w:sz w:val="22"/>
-                <w:szCs w:val="22"/>
-              </w:rPr>
-            </w:pPr>
-            <w:r>
+            <w:vAlign w:val="center"/>
+            <w:hideMark/>
+          </w:tcPr>
+          <w:p>
+            <w:pPr>
+              <w:jc w:val="center"/>
+              <w:rPr>
+                <w:rFonts w:ascii="Calibri" w:hAnsi="Calibri" w:cs="Calibri"/>
+                <w:color w:val="000000"/>
+                <w:sz w:val="22"/>
+                <w:szCs w:val="22"/>
+              </w:rPr>
+            </w:pPr>
+            <w:r>
+              <w:rPr>
+                <w:color w:val="000000"/>
+              </w:rPr>
               <w:t>69,41</w:t>
             </w:r>
           </w:p>
@@ -2539,6 +2763,12 @@
                 <w:szCs w:val="22"/>
               </w:rPr>
             </w:pPr>
+            <w:r>
+              <w:rPr>
+                <w:color w:val="000000"/>
+              </w:rPr>
+              <w:t> </w:t>
+            </w:r>
           </w:p>
         </w:tc>
         <w:tc>
@@ -2551,19 +2781,23 @@
               <w:right w:val="single" w:sz="8" w:space="0" w:color="auto"/>
             </w:tcBorders>
             <w:noWrap/>
-            <w:hideMark/>
-          </w:tcPr>
-          <w:p>
-            <w:pPr>
-              <w:jc w:val="center"/>
-              <w:rPr>
-                <w:rFonts w:ascii="Calibri" w:hAnsi="Calibri" w:cs="Calibri"/>
-                <w:color w:val="000000"/>
-                <w:sz w:val="22"/>
-                <w:szCs w:val="22"/>
-              </w:rPr>
-            </w:pPr>
-            <w:r>
+            <w:vAlign w:val="center"/>
+            <w:hideMark/>
+          </w:tcPr>
+          <w:p>
+            <w:pPr>
+              <w:jc w:val="center"/>
+              <w:rPr>
+                <w:rFonts w:ascii="Calibri" w:hAnsi="Calibri" w:cs="Calibri"/>
+                <w:color w:val="000000"/>
+                <w:sz w:val="22"/>
+                <w:szCs w:val="22"/>
+              </w:rPr>
+            </w:pPr>
+            <w:r>
+              <w:rPr>
+                <w:color w:val="000000"/>
+              </w:rPr>
               <w:t>74,79</w:t>
             </w:r>
           </w:p>
@@ -2596,6 +2830,12 @@
                 <w:szCs w:val="22"/>
               </w:rPr>
             </w:pPr>
+            <w:r>
+              <w:rPr>
+                <w:color w:val="000000"/>
+              </w:rPr>
+              <w:t> </w:t>
+            </w:r>
           </w:p>
         </w:tc>
         <w:tc>
@@ -2608,19 +2848,23 @@
               <w:right w:val="single" w:sz="8" w:space="0" w:color="auto"/>
             </w:tcBorders>
             <w:noWrap/>
-            <w:hideMark/>
-          </w:tcPr>
-          <w:p>
-            <w:pPr>
-              <w:jc w:val="center"/>
-              <w:rPr>
-                <w:rFonts w:ascii="Calibri" w:hAnsi="Calibri" w:cs="Calibri"/>
-                <w:color w:val="000000"/>
-                <w:sz w:val="22"/>
-                <w:szCs w:val="22"/>
-              </w:rPr>
-            </w:pPr>
-            <w:r>
+            <w:vAlign w:val="center"/>
+            <w:hideMark/>
+          </w:tcPr>
+          <w:p>
+            <w:pPr>
+              <w:jc w:val="center"/>
+              <w:rPr>
+                <w:rFonts w:ascii="Calibri" w:hAnsi="Calibri" w:cs="Calibri"/>
+                <w:color w:val="000000"/>
+                <w:sz w:val="22"/>
+                <w:szCs w:val="22"/>
+              </w:rPr>
+            </w:pPr>
+            <w:r>
+              <w:rPr>
+                <w:color w:val="000000"/>
+              </w:rPr>
               <w:t>72,14</w:t>
             </w:r>
           </w:p>
@@ -2647,6 +2891,12 @@
                 <w:szCs w:val="22"/>
               </w:rPr>
             </w:pPr>
+            <w:r>
+              <w:rPr>
+                <w:color w:val="000000"/>
+              </w:rPr>
+              <w:t> </w:t>
+            </w:r>
           </w:p>
         </w:tc>
         <w:tc>
@@ -2659,19 +2909,23 @@
               <w:right w:val="single" w:sz="8" w:space="0" w:color="auto"/>
             </w:tcBorders>
             <w:noWrap/>
-            <w:hideMark/>
-          </w:tcPr>
-          <w:p>
-            <w:pPr>
-              <w:jc w:val="center"/>
-              <w:rPr>
-                <w:rFonts w:ascii="Calibri" w:hAnsi="Calibri" w:cs="Calibri"/>
-                <w:color w:val="000000"/>
-                <w:sz w:val="22"/>
-                <w:szCs w:val="22"/>
-              </w:rPr>
-            </w:pPr>
-            <w:r>
+            <w:vAlign w:val="center"/>
+            <w:hideMark/>
+          </w:tcPr>
+          <w:p>
+            <w:pPr>
+              <w:jc w:val="center"/>
+              <w:rPr>
+                <w:rFonts w:ascii="Calibri" w:hAnsi="Calibri" w:cs="Calibri"/>
+                <w:color w:val="000000"/>
+                <w:sz w:val="22"/>
+                <w:szCs w:val="22"/>
+              </w:rPr>
+            </w:pPr>
+            <w:r>
+              <w:rPr>
+                <w:color w:val="000000"/>
+              </w:rPr>
               <w:t>69,59</w:t>
             </w:r>
           </w:p>
